--- a/applications/africa-cdc/documents/africa-cdc_word.docx
+++ b/applications/africa-cdc/documents/africa-cdc_word.docx
@@ -4,7 +4,7 @@
   <w:body>
     <w:p>
       <w:pPr>
-        <w:spacing w:after="80" w:before="0" w:line="288" w:lineRule="auto"/>
+        <w:spacing w:after="80" w:line="293" w:lineRule="auto"/>
         <w:jc w:val="center"/>
       </w:pPr>
       <w:r>
@@ -20,23 +20,7 @@
     </w:p>
     <w:p>
       <w:pPr>
-        <w:spacing w:after="240" w:before="0" w:line="288" w:lineRule="auto"/>
-        <w:jc w:val="center"/>
-      </w:pPr>
-      <w:r>
-        <w:rPr>
-          <w:rFonts w:ascii="Calibri" w:hAnsi="Calibri" w:eastAsia="Calibri"/>
-          <w:b w:val="0"/>
-          <w:i w:val="0"/>
-          <w:color w:val="3A4A54"/>
-          <w:sz w:val="22"/>
-        </w:rPr>
-        <w:t>Win-Win Application Pack</w:t>
-      </w:r>
-    </w:p>
-    <w:p>
-      <w:pPr>
-        <w:spacing w:after="80" w:before="0" w:line="288" w:lineRule="auto"/>
+        <w:spacing w:after="80" w:line="293" w:lineRule="auto"/>
         <w:jc w:val="center"/>
       </w:pPr>
       <w:r>
@@ -47,12 +31,12 @@
           <w:color w:val="0A1F2E"/>
           <w:sz w:val="44"/>
         </w:rPr>
-        <w:t>Epidemiology &amp; Informatics Talent for FCHIP</w:t>
+        <w:t>Fellowship Nomination — Surveillance Science for Community Health</w:t>
       </w:r>
     </w:p>
     <w:p>
       <w:pPr>
-        <w:spacing w:after="80" w:before="0" w:line="288" w:lineRule="auto"/>
+        <w:spacing w:after="80" w:line="293" w:lineRule="auto"/>
         <w:jc w:val="center"/>
       </w:pPr>
       <w:r>
@@ -61,14 +45,14 @@
           <w:b/>
           <w:i/>
           <w:color w:val="C45C26"/>
-          <w:sz w:val="24"/>
+          <w:sz w:val="26"/>
         </w:rPr>
-        <w:t>Fully funded fellowship strengthening outbreak intelligence capacity</w:t>
+        <w:t>Professional development that returns outbreak intelligence to FCHIP and Uganda's communities</w:t>
       </w:r>
     </w:p>
     <w:p>
       <w:pPr>
-        <w:spacing w:after="200" w:before="0" w:line="288" w:lineRule="auto"/>
+        <w:spacing w:after="200" w:line="293" w:lineRule="auto"/>
         <w:jc w:val="center"/>
       </w:pPr>
       <w:r>
@@ -84,13 +68,12 @@
     </w:p>
     <w:p>
       <w:pPr>
-        <w:spacing w:before="80" w:after="40"/>
         <w:jc w:val="center"/>
       </w:pPr>
       <w:r>
         <w:drawing>
           <wp:inline xmlns:a="http://schemas.openxmlformats.org/drawingml/2006/main" xmlns:pic="http://schemas.openxmlformats.org/drawingml/2006/picture">
-            <wp:extent cx="5205224" cy="2926079"/>
+            <wp:extent cx="5530551" cy="3108960"/>
             <wp:docPr id="1" name="Picture 1"/>
             <wp:cNvGraphicFramePr>
               <a:graphicFrameLocks noChangeAspect="1"/>
@@ -111,7 +94,7 @@
                   <pic:spPr>
                     <a:xfrm>
                       <a:off x="0" y="0"/>
-                      <a:ext cx="5205224" cy="2926079"/>
+                      <a:ext cx="5530551" cy="3108960"/>
                     </a:xfrm>
                     <a:prstGeom prst="rect"/>
                   </pic:spPr>
@@ -124,7 +107,7 @@
     </w:p>
     <w:p>
       <w:pPr>
-        <w:spacing w:after="200" w:before="40" w:line="288" w:lineRule="auto"/>
+        <w:spacing w:after="200" w:line="293" w:lineRule="auto"/>
         <w:jc w:val="center"/>
       </w:pPr>
       <w:r>
@@ -135,330 +118,28 @@
           <w:color w:val="3A4A54"/>
           <w:sz w:val="18"/>
         </w:rPr>
-        <w:t>FairBanks Community Reach — Health for All — Obulamu eri Bonna · Afya kwa Wote · Oburamu bwa Boona</w:t>
+        <w:t>Health for All — Obulamu eri Bonna · Afya kwa Wote · Oburamu bwa Boona</w:t>
       </w:r>
     </w:p>
-    <w:tbl>
-      <w:tblPr>
-        <w:tblW w:type="auto" w:w="0"/>
-        <w:jc w:val="center"/>
-        <w:tblLook w:firstColumn="1" w:firstRow="1" w:lastColumn="0" w:lastRow="0" w:noHBand="0" w:noVBand="1" w:val="04A0"/>
-      </w:tblPr>
-      <w:tblGrid>
-        <w:gridCol w:w="4896"/>
-        <w:gridCol w:w="4896"/>
-      </w:tblGrid>
-      <w:tr>
-        <w:tc>
-          <w:tcPr>
-            <w:tcW w:type="dxa" w:w="2304"/>
-            <w:shd w:fill="0D6E6E"/>
-            <w:tcBorders>
-              <w:top w:val="single" w:sz="8" w:color="0D6E6E"/>
-              <w:left w:val="single" w:sz="8" w:color="0D6E6E"/>
-              <w:bottom w:val="single" w:sz="8" w:color="0D6E6E"/>
-              <w:right w:val="single" w:sz="8" w:color="0D6E6E"/>
-            </w:tcBorders>
-          </w:tcPr>
-          <w:p>
-            <w:r/>
-            <w:r>
-              <w:rPr>
-                <w:rFonts w:ascii="Calibri" w:hAnsi="Calibri" w:eastAsia="Calibri"/>
-                <w:b/>
-                <w:i w:val="0"/>
-                <w:color w:val="FFFFFF"/>
-                <w:sz w:val="20"/>
-              </w:rPr>
-              <w:t>Item</w:t>
-            </w:r>
-          </w:p>
-        </w:tc>
-        <w:tc>
-          <w:tcPr>
-            <w:tcW w:type="dxa" w:w="6912"/>
-            <w:shd w:fill="0D6E6E"/>
-            <w:tcBorders>
-              <w:top w:val="single" w:sz="8" w:color="0D6E6E"/>
-              <w:left w:val="single" w:sz="8" w:color="0D6E6E"/>
-              <w:bottom w:val="single" w:sz="8" w:color="0D6E6E"/>
-              <w:right w:val="single" w:sz="8" w:color="0D6E6E"/>
-            </w:tcBorders>
-          </w:tcPr>
-          <w:p>
-            <w:r/>
-            <w:r>
-              <w:rPr>
-                <w:rFonts w:ascii="Calibri" w:hAnsi="Calibri" w:eastAsia="Calibri"/>
-                <w:b/>
-                <w:i w:val="0"/>
-                <w:color w:val="FFFFFF"/>
-                <w:sz w:val="20"/>
-              </w:rPr>
-              <w:t>Detail</w:t>
-            </w:r>
-          </w:p>
-        </w:tc>
-      </w:tr>
-      <w:tr>
-        <w:tc>
-          <w:tcPr>
-            <w:tcW w:type="dxa" w:w="2304"/>
-            <w:tcBorders>
-              <w:top w:val="single" w:sz="8" w:color="D0DCDC"/>
-              <w:left w:val="single" w:sz="8" w:color="D0DCDC"/>
-              <w:bottom w:val="single" w:sz="8" w:color="D0DCDC"/>
-              <w:right w:val="single" w:sz="8" w:color="D0DCDC"/>
-            </w:tcBorders>
-          </w:tcPr>
-          <w:p>
-            <w:r/>
-            <w:r>
-              <w:rPr>
-                <w:rFonts w:ascii="Calibri" w:hAnsi="Calibri" w:eastAsia="Calibri"/>
-                <w:b w:val="0"/>
-                <w:i w:val="0"/>
-                <w:color w:val="1E2F38"/>
-                <w:sz w:val="20"/>
-              </w:rPr>
-              <w:t>Applicant</w:t>
-            </w:r>
-          </w:p>
-        </w:tc>
-        <w:tc>
-          <w:tcPr>
-            <w:tcW w:type="dxa" w:w="6912"/>
-            <w:tcBorders>
-              <w:top w:val="single" w:sz="8" w:color="D0DCDC"/>
-              <w:left w:val="single" w:sz="8" w:color="D0DCDC"/>
-              <w:bottom w:val="single" w:sz="8" w:color="D0DCDC"/>
-              <w:right w:val="single" w:sz="8" w:color="D0DCDC"/>
-            </w:tcBorders>
-          </w:tcPr>
-          <w:p>
-            <w:r/>
-            <w:r>
-              <w:rPr>
-                <w:rFonts w:ascii="Calibri" w:hAnsi="Calibri" w:eastAsia="Calibri"/>
-                <w:b w:val="0"/>
-                <w:i w:val="0"/>
-                <w:color w:val="1E2F38"/>
-                <w:sz w:val="20"/>
-              </w:rPr>
-              <w:t>Eligible FairBanks public-health staff (AU citizen, under 35, employed)</w:t>
-            </w:r>
-          </w:p>
-        </w:tc>
-      </w:tr>
-      <w:tr>
-        <w:tc>
-          <w:tcPr>
-            <w:tcW w:type="dxa" w:w="2304"/>
-            <w:shd w:fill="F7F5F0"/>
-            <w:tcBorders>
-              <w:top w:val="single" w:sz="8" w:color="D0DCDC"/>
-              <w:left w:val="single" w:sz="8" w:color="D0DCDC"/>
-              <w:bottom w:val="single" w:sz="8" w:color="D0DCDC"/>
-              <w:right w:val="single" w:sz="8" w:color="D0DCDC"/>
-            </w:tcBorders>
-          </w:tcPr>
-          <w:p>
-            <w:r/>
-            <w:r>
-              <w:rPr>
-                <w:rFonts w:ascii="Calibri" w:hAnsi="Calibri" w:eastAsia="Calibri"/>
-                <w:b w:val="0"/>
-                <w:i w:val="0"/>
-                <w:color w:val="1E2F38"/>
-                <w:sz w:val="20"/>
-              </w:rPr>
-              <w:t>Programme</w:t>
-            </w:r>
-          </w:p>
-        </w:tc>
-        <w:tc>
-          <w:tcPr>
-            <w:tcW w:type="dxa" w:w="6912"/>
-            <w:shd w:fill="F7F5F0"/>
-            <w:tcBorders>
-              <w:top w:val="single" w:sz="8" w:color="D0DCDC"/>
-              <w:left w:val="single" w:sz="8" w:color="D0DCDC"/>
-              <w:bottom w:val="single" w:sz="8" w:color="D0DCDC"/>
-              <w:right w:val="single" w:sz="8" w:color="D0DCDC"/>
-            </w:tcBorders>
-          </w:tcPr>
-          <w:p>
-            <w:r/>
-            <w:r>
-              <w:rPr>
-                <w:rFonts w:ascii="Calibri" w:hAnsi="Calibri" w:eastAsia="Calibri"/>
-                <w:b w:val="0"/>
-                <w:i w:val="0"/>
-                <w:color w:val="1E2F38"/>
-                <w:sz w:val="20"/>
-              </w:rPr>
-              <w:t>Africa CDC African Epidemic Services (AES) Epidemiology Fellowship 2026–2028</w:t>
-            </w:r>
-          </w:p>
-        </w:tc>
-      </w:tr>
-      <w:tr>
-        <w:tc>
-          <w:tcPr>
-            <w:tcW w:type="dxa" w:w="2304"/>
-            <w:tcBorders>
-              <w:top w:val="single" w:sz="8" w:color="D0DCDC"/>
-              <w:left w:val="single" w:sz="8" w:color="D0DCDC"/>
-              <w:bottom w:val="single" w:sz="8" w:color="D0DCDC"/>
-              <w:right w:val="single" w:sz="8" w:color="D0DCDC"/>
-            </w:tcBorders>
-          </w:tcPr>
-          <w:p>
-            <w:r/>
-            <w:r>
-              <w:rPr>
-                <w:rFonts w:ascii="Calibri" w:hAnsi="Calibri" w:eastAsia="Calibri"/>
-                <w:b w:val="0"/>
-                <w:i w:val="0"/>
-                <w:color w:val="1E2F38"/>
-                <w:sz w:val="20"/>
-              </w:rPr>
-              <w:t>Deadline</w:t>
-            </w:r>
-          </w:p>
-        </w:tc>
-        <w:tc>
-          <w:tcPr>
-            <w:tcW w:type="dxa" w:w="6912"/>
-            <w:tcBorders>
-              <w:top w:val="single" w:sz="8" w:color="D0DCDC"/>
-              <w:left w:val="single" w:sz="8" w:color="D0DCDC"/>
-              <w:bottom w:val="single" w:sz="8" w:color="D0DCDC"/>
-              <w:right w:val="single" w:sz="8" w:color="D0DCDC"/>
-            </w:tcBorders>
-          </w:tcPr>
-          <w:p>
-            <w:r/>
-            <w:r>
-              <w:rPr>
-                <w:rFonts w:ascii="Calibri" w:hAnsi="Calibri" w:eastAsia="Calibri"/>
-                <w:b w:val="0"/>
-                <w:i w:val="0"/>
-                <w:color w:val="1E2F38"/>
-                <w:sz w:val="20"/>
-              </w:rPr>
-              <w:t>26 August 2026</w:t>
-            </w:r>
-          </w:p>
-        </w:tc>
-      </w:tr>
-      <w:tr>
-        <w:tc>
-          <w:tcPr>
-            <w:tcW w:type="dxa" w:w="2304"/>
-            <w:shd w:fill="F7F5F0"/>
-            <w:tcBorders>
-              <w:top w:val="single" w:sz="8" w:color="D0DCDC"/>
-              <w:left w:val="single" w:sz="8" w:color="D0DCDC"/>
-              <w:bottom w:val="single" w:sz="8" w:color="D0DCDC"/>
-              <w:right w:val="single" w:sz="8" w:color="D0DCDC"/>
-            </w:tcBorders>
-          </w:tcPr>
-          <w:p>
-            <w:r/>
-            <w:r>
-              <w:rPr>
-                <w:rFonts w:ascii="Calibri" w:hAnsi="Calibri" w:eastAsia="Calibri"/>
-                <w:b w:val="0"/>
-                <w:i w:val="0"/>
-                <w:color w:val="1E2F38"/>
-                <w:sz w:val="20"/>
-              </w:rPr>
-              <w:t>Geography</w:t>
-            </w:r>
-          </w:p>
-        </w:tc>
-        <w:tc>
-          <w:tcPr>
-            <w:tcW w:type="dxa" w:w="6912"/>
-            <w:shd w:fill="F7F5F0"/>
-            <w:tcBorders>
-              <w:top w:val="single" w:sz="8" w:color="D0DCDC"/>
-              <w:left w:val="single" w:sz="8" w:color="D0DCDC"/>
-              <w:bottom w:val="single" w:sz="8" w:color="D0DCDC"/>
-              <w:right w:val="single" w:sz="8" w:color="D0DCDC"/>
-            </w:tcBorders>
-          </w:tcPr>
-          <w:p>
-            <w:r/>
-            <w:r>
-              <w:rPr>
-                <w:rFonts w:ascii="Calibri" w:hAnsi="Calibri" w:eastAsia="Calibri"/>
-                <w:b w:val="0"/>
-                <w:i w:val="0"/>
-                <w:color w:val="1E2F38"/>
-                <w:sz w:val="20"/>
-              </w:rPr>
-              <w:t>Addis Ababa training + field placement · Uganda employer</w:t>
-            </w:r>
-          </w:p>
-        </w:tc>
-      </w:tr>
-      <w:tr>
-        <w:tc>
-          <w:tcPr>
-            <w:tcW w:type="dxa" w:w="2304"/>
-            <w:tcBorders>
-              <w:top w:val="single" w:sz="8" w:color="D0DCDC"/>
-              <w:left w:val="single" w:sz="8" w:color="D0DCDC"/>
-              <w:bottom w:val="single" w:sz="8" w:color="D0DCDC"/>
-              <w:right w:val="single" w:sz="8" w:color="D0DCDC"/>
-            </w:tcBorders>
-          </w:tcPr>
-          <w:p>
-            <w:r/>
-            <w:r>
-              <w:rPr>
-                <w:rFonts w:ascii="Calibri" w:hAnsi="Calibri" w:eastAsia="Calibri"/>
-                <w:b w:val="0"/>
-                <w:i w:val="0"/>
-                <w:color w:val="1E2F38"/>
-                <w:sz w:val="20"/>
-              </w:rPr>
-              <w:t>The ask</w:t>
-            </w:r>
-          </w:p>
-        </w:tc>
-        <w:tc>
-          <w:tcPr>
-            <w:tcW w:type="dxa" w:w="6912"/>
-            <w:tcBorders>
-              <w:top w:val="single" w:sz="8" w:color="D0DCDC"/>
-              <w:left w:val="single" w:sz="8" w:color="D0DCDC"/>
-              <w:bottom w:val="single" w:sz="8" w:color="D0DCDC"/>
-              <w:right w:val="single" w:sz="8" w:color="D0DCDC"/>
-            </w:tcBorders>
-          </w:tcPr>
-          <w:p>
-            <w:r/>
-            <w:r>
-              <w:rPr>
-                <w:rFonts w:ascii="Calibri" w:hAnsi="Calibri" w:eastAsia="Calibri"/>
-                <w:b w:val="0"/>
-                <w:i w:val="0"/>
-                <w:color w:val="1E2F38"/>
-                <w:sz w:val="20"/>
-              </w:rPr>
-              <w:t>Select a FairBanks public-health professional for the AES Epidemiology (or Informatics) track.</w:t>
-            </w:r>
-          </w:p>
-        </w:tc>
-      </w:tr>
-    </w:tbl>
-    <w:p/>
     <w:p>
       <w:pPr>
-        <w:spacing w:after="120" w:before="0" w:line="288" w:lineRule="auto"/>
+        <w:spacing w:after="40" w:line="293" w:lineRule="auto"/>
+        <w:jc w:val="center"/>
+      </w:pPr>
+      <w:r>
+        <w:rPr>
+          <w:rFonts w:ascii="Calibri" w:hAnsi="Calibri" w:eastAsia="Calibri"/>
+          <w:b w:val="0"/>
+          <w:i w:val="0"/>
+          <w:color w:val="3A4A54"/>
+          <w:sz w:val="20"/>
+        </w:rPr>
+        <w:t>3 months training in Addis Ababa · 21 months field placement · fully funded</w:t>
+      </w:r>
+    </w:p>
+    <w:p>
+      <w:pPr>
+        <w:spacing w:after="280" w:line="293" w:lineRule="auto"/>
         <w:jc w:val="center"/>
       </w:pPr>
       <w:r>
@@ -479,7 +160,7 @@
     </w:p>
     <w:p>
       <w:pPr>
-        <w:spacing w:before="280" w:after="100"/>
+        <w:spacing w:before="280" w:after="120"/>
       </w:pPr>
       <w:r>
         <w:rPr>
@@ -487,14 +168,14 @@
           <w:b/>
           <w:i w:val="0"/>
           <w:color w:val="0A1F2E"/>
-          <w:sz w:val="36"/>
+          <w:sz w:val="40"/>
         </w:rPr>
-        <w:t>1. Executive Summary</w:t>
+        <w:t>1. Fellowship purpose</w:t>
       </w:r>
     </w:p>
     <w:p>
       <w:pPr>
-        <w:spacing w:after="160" w:before="0" w:line="288" w:lineRule="auto"/>
+        <w:spacing w:after="160" w:line="293" w:lineRule="auto"/>
         <w:jc w:val="left"/>
       </w:pPr>
       <w:r>
@@ -505,12 +186,12 @@
           <w:color w:val="1E2F38"/>
           <w:sz w:val="22"/>
         </w:rPr>
-        <w:t>Africa CDC's AES fellowship builds outbreak investigation, surveillance, and data-analysis skills over two years — including a Public Health Informatics pathway.</w:t>
+        <w:t>Africa CDC's AES fellowship builds outbreak investigation, surveillance, and data-analysis skills over two years — including a Public Health Informatics track. FairBanks needs this depth to make FCHIP's surveillance claims scientifically sound and operationally useful in real communities.</w:t>
       </w:r>
     </w:p>
     <w:p>
       <w:pPr>
-        <w:spacing w:after="160" w:before="0" w:line="288" w:lineRule="auto"/>
+        <w:spacing w:after="160" w:line="293" w:lineRule="auto"/>
         <w:jc w:val="left"/>
       </w:pPr>
       <w:r>
@@ -521,28 +202,12 @@
           <w:color w:val="1E2F38"/>
           <w:sz w:val="22"/>
         </w:rPr>
-        <w:t>FairBanks needs this depth to make FCHIP's surveillance claims scientifically sound and operationally useful.</w:t>
+        <w:t>We nominate an eligible FairBanks public-health professional (African Union citizen, under 35, employed in public health with degree and three years' experience) for the Epidemiology or Informatics track. Africa CDC gains a fellow already embedded in community health work; FairBanks gains skills that return directly to CHWs, clinics, and partner districts.</w:t>
       </w:r>
     </w:p>
     <w:p>
       <w:pPr>
-        <w:spacing w:after="160" w:before="0" w:line="288" w:lineRule="auto"/>
-        <w:jc w:val="left"/>
-      </w:pPr>
-      <w:r>
-        <w:rPr>
-          <w:rFonts w:ascii="Calibri" w:hAnsi="Calibri" w:eastAsia="Calibri"/>
-          <w:b/>
-          <w:i w:val="0"/>
-          <w:color w:val="1E2F38"/>
-          <w:sz w:val="22"/>
-        </w:rPr>
-        <w:t>Africa CDC gains a fellow employed in a live community health setting who will apply skills immediately.</w:t>
-      </w:r>
-    </w:p>
-    <w:p>
-      <w:pPr>
-        <w:spacing w:before="280" w:after="100"/>
+        <w:spacing w:before="280" w:after="120"/>
       </w:pPr>
       <w:r>
         <w:rPr>
@@ -550,209 +215,19 @@
           <w:b/>
           <w:i w:val="0"/>
           <w:color w:val="0A1F2E"/>
-          <w:sz w:val="36"/>
+          <w:sz w:val="40"/>
         </w:rPr>
-        <w:t>2. Win-Win Value</w:t>
+        <w:t>2. Why surveillance science needs community roots</w:t>
       </w:r>
     </w:p>
     <w:p>
       <w:pPr>
-        <w:spacing w:after="160" w:before="0" w:line="288" w:lineRule="auto"/>
-        <w:jc w:val="left"/>
-      </w:pPr>
-      <w:r>
-        <w:rPr>
-          <w:rFonts w:ascii="Calibri" w:hAnsi="Calibri" w:eastAsia="Calibri"/>
-          <w:b w:val="0"/>
-          <w:i w:val="0"/>
-          <w:color w:val="1E2F38"/>
-          <w:sz w:val="22"/>
-        </w:rPr>
-        <w:t>This application is designed as a true partnership: FairBanks grows capacity and reach; the programme advances its own mission with a grounded African health-tech partner.</w:t>
-      </w:r>
-    </w:p>
-    <w:p>
-      <w:pPr>
-        <w:spacing w:before="180" w:after="100"/>
-      </w:pPr>
-      <w:r>
-        <w:rPr>
-          <w:rFonts w:ascii="Calibri" w:hAnsi="Calibri" w:eastAsia="Calibri"/>
-          <w:b/>
-          <w:i w:val="0"/>
-          <w:color w:val="0D6E6E"/>
-          <w:sz w:val="26"/>
-        </w:rPr>
-        <w:t>2.1 What FairBanks / FCHIP gains</w:t>
-      </w:r>
-    </w:p>
-    <w:p>
-      <w:pPr>
-        <w:pStyle w:val="ListBullet"/>
-        <w:spacing w:after="60"/>
-      </w:pPr>
-      <w:r>
-        <w:rPr>
-          <w:rFonts w:ascii="Calibri" w:hAnsi="Calibri" w:eastAsia="Calibri"/>
-          <w:b w:val="0"/>
-          <w:i w:val="0"/>
-          <w:color w:val="1E2F38"/>
-          <w:sz w:val="22"/>
-        </w:rPr>
-        <w:t>World-class epidemiology / informatics training for staff</w:t>
-      </w:r>
-    </w:p>
-    <w:p>
-      <w:pPr>
-        <w:pStyle w:val="ListBullet"/>
-        <w:spacing w:after="60"/>
-      </w:pPr>
-      <w:r>
-        <w:rPr>
-          <w:rFonts w:ascii="Calibri" w:hAnsi="Calibri" w:eastAsia="Calibri"/>
-          <w:b w:val="0"/>
-          <w:i w:val="0"/>
-          <w:color w:val="1E2F38"/>
-          <w:sz w:val="22"/>
-        </w:rPr>
-        <w:t>Stronger outbreak and surveillance modules inside FCHIP</w:t>
-      </w:r>
-    </w:p>
-    <w:p>
-      <w:pPr>
-        <w:pStyle w:val="ListBullet"/>
-        <w:spacing w:after="60"/>
-      </w:pPr>
-      <w:r>
-        <w:rPr>
-          <w:rFonts w:ascii="Calibri" w:hAnsi="Calibri" w:eastAsia="Calibri"/>
-          <w:b w:val="0"/>
-          <w:i w:val="0"/>
-          <w:color w:val="1E2F38"/>
-          <w:sz w:val="22"/>
-        </w:rPr>
-        <w:t>Stipend, travel, insurance, hardware, and software covered</w:t>
-      </w:r>
-    </w:p>
-    <w:p>
-      <w:pPr>
-        <w:pStyle w:val="ListBullet"/>
-        <w:spacing w:after="60"/>
-      </w:pPr>
-      <w:r>
-        <w:rPr>
-          <w:rFonts w:ascii="Calibri" w:hAnsi="Calibri" w:eastAsia="Calibri"/>
-          <w:b w:val="0"/>
-          <w:i w:val="0"/>
-          <w:color w:val="1E2F38"/>
-          <w:sz w:val="22"/>
-        </w:rPr>
-        <w:t>Continental network across African Epidemic Services</w:t>
-      </w:r>
-    </w:p>
-    <w:p>
-      <w:pPr>
-        <w:spacing w:before="180" w:after="100"/>
-      </w:pPr>
-      <w:r>
-        <w:rPr>
-          <w:rFonts w:ascii="Calibri" w:hAnsi="Calibri" w:eastAsia="Calibri"/>
-          <w:b/>
-          <w:i w:val="0"/>
-          <w:color w:val="0D6E6E"/>
-          <w:sz w:val="26"/>
-        </w:rPr>
-        <w:t>2.2 What the programme / partners gain</w:t>
-      </w:r>
-    </w:p>
-    <w:p>
-      <w:pPr>
-        <w:pStyle w:val="ListBullet"/>
-        <w:spacing w:after="60"/>
-      </w:pPr>
-      <w:r>
-        <w:rPr>
-          <w:rFonts w:ascii="Calibri" w:hAnsi="Calibri" w:eastAsia="Calibri"/>
-          <w:b w:val="0"/>
-          <w:i w:val="0"/>
-          <w:color w:val="1E2F38"/>
-          <w:sz w:val="22"/>
-        </w:rPr>
-        <w:t>Fellow already employed in public-facing community health work</w:t>
-      </w:r>
-    </w:p>
-    <w:p>
-      <w:pPr>
-        <w:pStyle w:val="ListBullet"/>
-        <w:spacing w:after="60"/>
-      </w:pPr>
-      <w:r>
-        <w:rPr>
-          <w:rFonts w:ascii="Calibri" w:hAnsi="Calibri" w:eastAsia="Calibri"/>
-          <w:b w:val="0"/>
-          <w:i w:val="0"/>
-          <w:color w:val="1E2F38"/>
-          <w:sz w:val="22"/>
-        </w:rPr>
-        <w:t>Field placement potential linked to real CHW and facility data flows</w:t>
-      </w:r>
-    </w:p>
-    <w:p>
-      <w:pPr>
-        <w:pStyle w:val="ListBullet"/>
-        <w:spacing w:after="60"/>
-      </w:pPr>
-      <w:r>
-        <w:rPr>
-          <w:rFonts w:ascii="Calibri" w:hAnsi="Calibri" w:eastAsia="Calibri"/>
-          <w:b w:val="0"/>
-          <w:i w:val="0"/>
-          <w:color w:val="1E2F38"/>
-          <w:sz w:val="22"/>
-        </w:rPr>
-        <w:t>Contribution to Africa's epidemic readiness from Uganda</w:t>
-      </w:r>
-    </w:p>
-    <w:p>
-      <w:pPr>
-        <w:pStyle w:val="ListBullet"/>
-        <w:spacing w:after="60"/>
-      </w:pPr>
-      <w:r>
-        <w:rPr>
-          <w:rFonts w:ascii="Calibri" w:hAnsi="Calibri" w:eastAsia="Calibri"/>
-          <w:b w:val="0"/>
-          <w:i w:val="0"/>
-          <w:color w:val="1E2F38"/>
-          <w:sz w:val="22"/>
-        </w:rPr>
-        <w:t>Informatics track alignment with digital community health tools</w:t>
-      </w:r>
-    </w:p>
-    <w:p>
-      <w:pPr>
-        <w:spacing w:before="280" w:after="100"/>
-      </w:pPr>
-      <w:r>
-        <w:rPr>
-          <w:rFonts w:ascii="Calibri" w:hAnsi="Calibri" w:eastAsia="Calibri"/>
-          <w:b/>
-          <w:i w:val="0"/>
-          <w:color w:val="0A1F2E"/>
-          <w:sz w:val="36"/>
-        </w:rPr>
-        <w:t>3. The Problem We Address</w:t>
-      </w:r>
-    </w:p>
-    <w:p>
-      <w:pPr>
-        <w:spacing w:before="80" w:after="40"/>
         <w:jc w:val="center"/>
       </w:pPr>
       <w:r>
         <w:drawing>
           <wp:inline xmlns:a="http://schemas.openxmlformats.org/drawingml/2006/main" xmlns:pic="http://schemas.openxmlformats.org/drawingml/2006/picture">
-            <wp:extent cx="3430225" cy="2286000"/>
+            <wp:extent cx="4665106" cy="3108960"/>
             <wp:docPr id="2" name="Picture 2"/>
             <wp:cNvGraphicFramePr>
               <a:graphicFrameLocks noChangeAspect="1"/>
@@ -761,7 +236,7 @@
               <a:graphicData uri="http://schemas.openxmlformats.org/drawingml/2006/picture">
                 <pic:pic>
                   <pic:nvPicPr>
-                    <pic:cNvPr id="0" name="reactive_clinic_opt.jpg"/>
+                    <pic:cNvPr id="0" name="gis_hotspots_opt.jpg"/>
                     <pic:cNvPicPr/>
                   </pic:nvPicPr>
                   <pic:blipFill>
@@ -773,7 +248,7 @@
                   <pic:spPr>
                     <a:xfrm>
                       <a:off x="0" y="0"/>
-                      <a:ext cx="3430225" cy="2286000"/>
+                      <a:ext cx="4665106" cy="3108960"/>
                     </a:xfrm>
                     <a:prstGeom prst="rect"/>
                   </pic:spPr>
@@ -786,7 +261,7 @@
     </w:p>
     <w:p>
       <w:pPr>
-        <w:spacing w:after="200" w:before="40" w:line="288" w:lineRule="auto"/>
+        <w:spacing w:after="200" w:line="293" w:lineRule="auto"/>
         <w:jc w:val="center"/>
       </w:pPr>
       <w:r>
@@ -797,12 +272,12 @@
           <w:color w:val="3A4A54"/>
           <w:sz w:val="18"/>
         </w:rPr>
-        <w:t>Reactive care waits for sickness before it responds</w:t>
+        <w:t>GIS hotspot mapping — surveillance outputs communities can use</w:t>
       </w:r>
     </w:p>
     <w:p>
       <w:pPr>
-        <w:spacing w:after="160" w:before="0" w:line="288" w:lineRule="auto"/>
+        <w:spacing w:after="160" w:line="293" w:lineRule="auto"/>
         <w:jc w:val="left"/>
       </w:pPr>
       <w:r>
@@ -813,12 +288,12 @@
           <w:color w:val="1E2F38"/>
           <w:sz w:val="22"/>
         </w:rPr>
-        <w:t>Predictive community platforms fail without trained people who understand surveillance science, not only software.</w:t>
+        <w:t>Predictive community platforms fail without trained people who understand surveillance science — not only software. Outbreak signals from Community Health Workers and Village Health Teams only become action when someone can investigate cases, analyse trends, and design informatics pipelines with discipline.</w:t>
       </w:r>
     </w:p>
     <w:p>
       <w:pPr>
-        <w:spacing w:after="160" w:before="0" w:line="288" w:lineRule="auto"/>
+        <w:spacing w:after="160" w:line="293" w:lineRule="auto"/>
         <w:jc w:val="left"/>
       </w:pPr>
       <w:r>
@@ -829,12 +304,12 @@
           <w:color w:val="1E2F38"/>
           <w:sz w:val="22"/>
         </w:rPr>
-        <w:t>Africa needs more young epidemiologists and informaticians grounded in primary care realities.</w:t>
+        <w:t>Africa needs more young epidemiologists and informaticians grounded in primary care realities. FairBanks sits inside that reality: live outreach, maternal and child health, chronic screening, and a growing intelligence layer on the community health cascade.</w:t>
       </w:r>
     </w:p>
     <w:p>
       <w:pPr>
-        <w:spacing w:before="280" w:after="100"/>
+        <w:spacing w:before="280" w:after="120"/>
       </w:pPr>
       <w:r>
         <w:rPr>
@@ -842,20 +317,19 @@
           <w:b/>
           <w:i w:val="0"/>
           <w:color w:val="0A1F2E"/>
-          <w:sz w:val="36"/>
+          <w:sz w:val="40"/>
         </w:rPr>
-        <w:t>4. Our Solution: FCHIP &amp; Community Reach</w:t>
+        <w:t>3. Skills that return to FCHIP</w:t>
       </w:r>
     </w:p>
     <w:p>
       <w:pPr>
-        <w:spacing w:before="80" w:after="40"/>
         <w:jc w:val="center"/>
       </w:pPr>
       <w:r>
         <w:drawing>
           <wp:inline xmlns:a="http://schemas.openxmlformats.org/drawingml/2006/main" xmlns:pic="http://schemas.openxmlformats.org/drawingml/2006/picture">
-            <wp:extent cx="4390688" cy="2926080"/>
+            <wp:extent cx="4665106" cy="3108960"/>
             <wp:docPr id="3" name="Picture 3"/>
             <wp:cNvGraphicFramePr>
               <a:graphicFrameLocks noChangeAspect="1"/>
@@ -876,7 +350,7 @@
                   <pic:spPr>
                     <a:xfrm>
                       <a:off x="0" y="0"/>
-                      <a:ext cx="4390688" cy="2926080"/>
+                      <a:ext cx="4665106" cy="3108960"/>
                     </a:xfrm>
                     <a:prstGeom prst="rect"/>
                   </pic:spPr>
@@ -889,7 +363,7 @@
     </w:p>
     <w:p>
       <w:pPr>
-        <w:spacing w:after="200" w:before="40" w:line="288" w:lineRule="auto"/>
+        <w:spacing w:after="200" w:line="293" w:lineRule="auto"/>
         <w:jc w:val="center"/>
       </w:pPr>
       <w:r>
@@ -905,7 +379,7 @@
     </w:p>
     <w:p>
       <w:pPr>
-        <w:spacing w:after="160" w:before="0" w:line="288" w:lineRule="auto"/>
+        <w:spacing w:after="160" w:line="293" w:lineRule="auto"/>
         <w:jc w:val="left"/>
       </w:pPr>
       <w:r>
@@ -916,12 +390,12 @@
           <w:color w:val="1E2F38"/>
           <w:sz w:val="22"/>
         </w:rPr>
-        <w:t>A FairBanks fellow will complete AES training and bring methods home: case investigation discipline, surveillance analysis, and informatics design for FCHIP alerts.</w:t>
+        <w:t>A FairBanks fellow will complete AES training and bring methods home: standardised community signal → investigation → response workflows; surveillance analysis for fever clusters, maternal risk, and medicine stock-outs; and informatics design that improves CHW data quality.</w:t>
       </w:r>
     </w:p>
     <w:p>
       <w:pPr>
-        <w:spacing w:after="160" w:before="0" w:line="288" w:lineRule="auto"/>
+        <w:spacing w:after="160" w:line="293" w:lineRule="auto"/>
         <w:jc w:val="left"/>
       </w:pPr>
       <w:r>
@@ -932,22 +406,129 @@
           <w:color w:val="1E2F38"/>
           <w:sz w:val="22"/>
         </w:rPr>
-        <w:t>Employer support ensures learning returns to community programmes and partner districts.</w:t>
+        <w:t>Employer support ensures learning returns to Community Reach programmes — not a certificate on a shelf. Supervisors and CHW leads will receive cascade training so Africa CDC's investment multiplies across Kampala catchments and partner sites.</w:t>
       </w:r>
     </w:p>
     <w:p>
       <w:pPr>
-        <w:spacing w:before="180" w:after="100"/>
+        <w:spacing w:before="280" w:after="120"/>
       </w:pPr>
       <w:r>
         <w:rPr>
           <w:rFonts w:ascii="Calibri" w:hAnsi="Calibri" w:eastAsia="Calibri"/>
           <w:b/>
           <w:i w:val="0"/>
-          <w:color w:val="0D6E6E"/>
-          <w:sz w:val="26"/>
+          <w:color w:val="0A1F2E"/>
+          <w:sz w:val="40"/>
         </w:rPr>
-        <w:t>4.1 Deep technology core</w:t>
+        <w:t>4. Priority application areas</w:t>
+      </w:r>
+    </w:p>
+    <w:p>
+      <w:pPr>
+        <w:pStyle w:val="ListBullet"/>
+      </w:pPr>
+      <w:r>
+        <w:rPr>
+          <w:rFonts w:ascii="Calibri" w:hAnsi="Calibri" w:eastAsia="Calibri"/>
+          <w:b w:val="0"/>
+          <w:i w:val="0"/>
+          <w:color w:val="1E2F38"/>
+          <w:sz w:val="22"/>
+        </w:rPr>
+        <w:t>Outbreak workflows: community fever reports trigger structured investigation and pharmacy pre-stocking before surges spread.</w:t>
+      </w:r>
+    </w:p>
+    <w:p>
+      <w:pPr>
+        <w:pStyle w:val="ListBullet"/>
+      </w:pPr>
+      <w:r>
+        <w:rPr>
+          <w:rFonts w:ascii="Calibri" w:hAnsi="Calibri" w:eastAsia="Calibri"/>
+          <w:b w:val="0"/>
+          <w:i w:val="0"/>
+          <w:color w:val="1E2F38"/>
+          <w:sz w:val="22"/>
+        </w:rPr>
+        <w:t>Informatics: validation rules and data-quality pipelines for offline CHW capture feeding FCHIP.</w:t>
+      </w:r>
+    </w:p>
+    <w:p>
+      <w:pPr>
+        <w:pStyle w:val="ListBullet"/>
+      </w:pPr>
+      <w:r>
+        <w:rPr>
+          <w:rFonts w:ascii="Calibri" w:hAnsi="Calibri" w:eastAsia="Calibri"/>
+          <w:b w:val="0"/>
+          <w:i w:val="0"/>
+          <w:color w:val="1E2F38"/>
+          <w:sz w:val="22"/>
+        </w:rPr>
+        <w:t>Training cascade: teach CHW supervisors better data use and early-warning interpretation.</w:t>
+      </w:r>
+    </w:p>
+    <w:p>
+      <w:pPr>
+        <w:spacing w:before="280" w:after="120"/>
+      </w:pPr>
+      <w:r>
+        <w:rPr>
+          <w:rFonts w:ascii="Calibri" w:hAnsi="Calibri" w:eastAsia="Calibri"/>
+          <w:b/>
+          <w:i w:val="0"/>
+          <w:color w:val="0A1F2E"/>
+          <w:sz w:val="40"/>
+        </w:rPr>
+        <w:t>5. Employer commitment</w:t>
+      </w:r>
+    </w:p>
+    <w:p>
+      <w:pPr>
+        <w:spacing w:after="160" w:line="293" w:lineRule="auto"/>
+        <w:jc w:val="left"/>
+      </w:pPr>
+      <w:r>
+        <w:rPr>
+          <w:rFonts w:ascii="Calibri" w:hAnsi="Calibri" w:eastAsia="Calibri"/>
+          <w:b w:val="0"/>
+          <w:i w:val="0"/>
+          <w:color w:val="1E2F38"/>
+          <w:sz w:val="22"/>
+        </w:rPr>
+        <w:t>FairBanks Medical Centre and FairBanks Community Reach will release the fellow for Addis Ababa training, provide a structured field placement linked to outreach and facility data flows, and assign internal mentors for surveillance quality improvement.</w:t>
+      </w:r>
+    </w:p>
+    <w:p>
+      <w:pPr>
+        <w:spacing w:after="160" w:line="293" w:lineRule="auto"/>
+        <w:jc w:val="left"/>
+      </w:pPr>
+      <w:r>
+        <w:rPr>
+          <w:rFonts w:ascii="Calibri" w:hAnsi="Calibri" w:eastAsia="Calibri"/>
+          <w:b w:val="0"/>
+          <w:i w:val="0"/>
+          <w:color w:val="1E2F38"/>
+          <w:sz w:val="22"/>
+        </w:rPr>
+        <w:t>We cover counterpart supervision time, device access for field work, and integration of fellowship outputs into FCHIP modules at no extra cost to Africa CDC beyond the fellowship package.</w:t>
+      </w:r>
+    </w:p>
+    <w:p>
+      <w:pPr>
+        <w:spacing w:before="280" w:after="120"/>
+      </w:pPr>
+      <w:r>
+        <w:rPr>
+          <w:rFonts w:ascii="Calibri" w:hAnsi="Calibri" w:eastAsia="Calibri"/>
+          <w:b/>
+          <w:i w:val="0"/>
+          <w:color w:val="0A1F2E"/>
+          <w:sz w:val="40"/>
+        </w:rPr>
+        <w:t>6. Two-year fellowship pathway</w:t>
       </w:r>
     </w:p>
     <w:tbl>
@@ -963,14 +544,8 @@
       <w:tr>
         <w:tc>
           <w:tcPr>
-            <w:tcW w:type="dxa" w:w="3168"/>
+            <w:tcW w:type="dxa" w:w="2592"/>
             <w:shd w:fill="0D6E6E"/>
-            <w:tcBorders>
-              <w:top w:val="single" w:sz="8" w:color="0D6E6E"/>
-              <w:left w:val="single" w:sz="8" w:color="0D6E6E"/>
-              <w:bottom w:val="single" w:sz="8" w:color="0D6E6E"/>
-              <w:right w:val="single" w:sz="8" w:color="0D6E6E"/>
-            </w:tcBorders>
           </w:tcPr>
           <w:p>
             <w:r/>
@@ -982,20 +557,14 @@
                 <w:color w:val="FFFFFF"/>
                 <w:sz w:val="20"/>
               </w:rPr>
-              <w:t>Technology</w:t>
+              <w:t>Phase</w:t>
             </w:r>
           </w:p>
         </w:tc>
         <w:tc>
           <w:tcPr>
-            <w:tcW w:type="dxa" w:w="6048"/>
+            <w:tcW w:type="dxa" w:w="6624"/>
             <w:shd w:fill="0D6E6E"/>
-            <w:tcBorders>
-              <w:top w:val="single" w:sz="8" w:color="0D6E6E"/>
-              <w:left w:val="single" w:sz="8" w:color="0D6E6E"/>
-              <w:bottom w:val="single" w:sz="8" w:color="0D6E6E"/>
-              <w:right w:val="single" w:sz="8" w:color="0D6E6E"/>
-            </w:tcBorders>
           </w:tcPr>
           <w:p>
             <w:r/>
@@ -1007,7 +576,7 @@
                 <w:color w:val="FFFFFF"/>
                 <w:sz w:val="20"/>
               </w:rPr>
-              <w:t>Role</w:t>
+              <w:t>Activities</w:t>
             </w:r>
           </w:p>
         </w:tc>
@@ -1015,13 +584,7 @@
       <w:tr>
         <w:tc>
           <w:tcPr>
-            <w:tcW w:type="dxa" w:w="3168"/>
-            <w:tcBorders>
-              <w:top w:val="single" w:sz="8" w:color="D0DCDC"/>
-              <w:left w:val="single" w:sz="8" w:color="D0DCDC"/>
-              <w:bottom w:val="single" w:sz="8" w:color="D0DCDC"/>
-              <w:right w:val="single" w:sz="8" w:color="D0DCDC"/>
-            </w:tcBorders>
+            <w:tcW w:type="dxa" w:w="2592"/>
           </w:tcPr>
           <w:p>
             <w:r/>
@@ -1033,19 +596,13 @@
                 <w:color w:val="1E2F38"/>
                 <w:sz w:val="20"/>
               </w:rPr>
-              <w:t>Artificial Intelligence</w:t>
+              <w:t>Months 1–3</w:t>
             </w:r>
           </w:p>
         </w:tc>
         <w:tc>
           <w:tcPr>
-            <w:tcW w:type="dxa" w:w="6048"/>
-            <w:tcBorders>
-              <w:top w:val="single" w:sz="8" w:color="D0DCDC"/>
-              <w:left w:val="single" w:sz="8" w:color="D0DCDC"/>
-              <w:bottom w:val="single" w:sz="8" w:color="D0DCDC"/>
-              <w:right w:val="single" w:sz="8" w:color="D0DCDC"/>
-            </w:tcBorders>
+            <w:tcW w:type="dxa" w:w="6624"/>
           </w:tcPr>
           <w:p>
             <w:r/>
@@ -1057,7 +614,7 @@
                 <w:color w:val="1E2F38"/>
                 <w:sz w:val="20"/>
               </w:rPr>
-              <w:t>Outbreak early warning; maternal and NCD risk scoring</w:t>
+              <w:t>Core epidemiology and informatics training in Addis Ababa</w:t>
             </w:r>
           </w:p>
         </w:tc>
@@ -1065,14 +622,8 @@
       <w:tr>
         <w:tc>
           <w:tcPr>
-            <w:tcW w:type="dxa" w:w="3168"/>
+            <w:tcW w:type="dxa" w:w="2592"/>
             <w:shd w:fill="F7F5F0"/>
-            <w:tcBorders>
-              <w:top w:val="single" w:sz="8" w:color="D0DCDC"/>
-              <w:left w:val="single" w:sz="8" w:color="D0DCDC"/>
-              <w:bottom w:val="single" w:sz="8" w:color="D0DCDC"/>
-              <w:right w:val="single" w:sz="8" w:color="D0DCDC"/>
-            </w:tcBorders>
           </w:tcPr>
           <w:p>
             <w:r/>
@@ -1084,20 +635,14 @@
                 <w:color w:val="1E2F38"/>
                 <w:sz w:val="20"/>
               </w:rPr>
-              <w:t>Machine Learning</w:t>
+              <w:t>Months 4–12</w:t>
             </w:r>
           </w:p>
         </w:tc>
         <w:tc>
           <w:tcPr>
-            <w:tcW w:type="dxa" w:w="6048"/>
+            <w:tcW w:type="dxa" w:w="6624"/>
             <w:shd w:fill="F7F5F0"/>
-            <w:tcBorders>
-              <w:top w:val="single" w:sz="8" w:color="D0DCDC"/>
-              <w:left w:val="single" w:sz="8" w:color="D0DCDC"/>
-              <w:bottom w:val="single" w:sz="8" w:color="D0DCDC"/>
-              <w:right w:val="single" w:sz="8" w:color="D0DCDC"/>
-            </w:tcBorders>
           </w:tcPr>
           <w:p>
             <w:r/>
@@ -1109,7 +654,7 @@
                 <w:color w:val="1E2F38"/>
                 <w:sz w:val="20"/>
               </w:rPr>
-              <w:t>Learn from community patterns, seasons, and outreach outcomes</w:t>
+              <w:t>Field placement — outbreak workflows and CHW data quality at FairBanks sites</w:t>
             </w:r>
           </w:p>
         </w:tc>
@@ -1117,13 +662,7 @@
       <w:tr>
         <w:tc>
           <w:tcPr>
-            <w:tcW w:type="dxa" w:w="3168"/>
-            <w:tcBorders>
-              <w:top w:val="single" w:sz="8" w:color="D0DCDC"/>
-              <w:left w:val="single" w:sz="8" w:color="D0DCDC"/>
-              <w:bottom w:val="single" w:sz="8" w:color="D0DCDC"/>
-              <w:right w:val="single" w:sz="8" w:color="D0DCDC"/>
-            </w:tcBorders>
+            <w:tcW w:type="dxa" w:w="2592"/>
           </w:tcPr>
           <w:p>
             <w:r/>
@@ -1135,19 +674,13 @@
                 <w:color w:val="1E2F38"/>
                 <w:sz w:val="20"/>
               </w:rPr>
-              <w:t>GIS Mapping</w:t>
+              <w:t>Months 13–24</w:t>
             </w:r>
           </w:p>
         </w:tc>
         <w:tc>
           <w:tcPr>
-            <w:tcW w:type="dxa" w:w="6048"/>
-            <w:tcBorders>
-              <w:top w:val="single" w:sz="8" w:color="D0DCDC"/>
-              <w:left w:val="single" w:sz="8" w:color="D0DCDC"/>
-              <w:bottom w:val="single" w:sz="8" w:color="D0DCDC"/>
-              <w:right w:val="single" w:sz="8" w:color="D0DCDC"/>
-            </w:tcBorders>
+            <w:tcW w:type="dxa" w:w="6624"/>
           </w:tcPr>
           <w:p>
             <w:r/>
@@ -1159,7 +692,7 @@
                 <w:color w:val="1E2F38"/>
                 <w:sz w:val="20"/>
               </w:rPr>
-              <w:t>Disease distribution, hotspots, and resource gaps</w:t>
+              <w:t>Advanced surveillance modules; district partner engagement; FCHIP alert validation</w:t>
             </w:r>
           </w:p>
         </w:tc>
@@ -1167,14 +700,8 @@
       <w:tr>
         <w:tc>
           <w:tcPr>
-            <w:tcW w:type="dxa" w:w="3168"/>
+            <w:tcW w:type="dxa" w:w="2592"/>
             <w:shd w:fill="F7F5F0"/>
-            <w:tcBorders>
-              <w:top w:val="single" w:sz="8" w:color="D0DCDC"/>
-              <w:left w:val="single" w:sz="8" w:color="D0DCDC"/>
-              <w:bottom w:val="single" w:sz="8" w:color="D0DCDC"/>
-              <w:right w:val="single" w:sz="8" w:color="D0DCDC"/>
-            </w:tcBorders>
           </w:tcPr>
           <w:p>
             <w:r/>
@@ -1186,20 +713,14 @@
                 <w:color w:val="1E2F38"/>
                 <w:sz w:val="20"/>
               </w:rPr>
-              <w:t>Mobile Data Collection</w:t>
+              <w:t>Throughout</w:t>
             </w:r>
           </w:p>
         </w:tc>
         <w:tc>
           <w:tcPr>
-            <w:tcW w:type="dxa" w:w="6048"/>
+            <w:tcW w:type="dxa" w:w="6624"/>
             <w:shd w:fill="F7F5F0"/>
-            <w:tcBorders>
-              <w:top w:val="single" w:sz="8" w:color="D0DCDC"/>
-              <w:left w:val="single" w:sz="8" w:color="D0DCDC"/>
-              <w:bottom w:val="single" w:sz="8" w:color="D0DCDC"/>
-              <w:right w:val="single" w:sz="8" w:color="D0DCDC"/>
-            </w:tcBorders>
           </w:tcPr>
           <w:p>
             <w:r/>
@@ -1211,109 +732,7 @@
                 <w:color w:val="1E2F38"/>
                 <w:sz w:val="20"/>
               </w:rPr>
-              <w:t>Offline-capable CHW/VHT capture at household level</w:t>
-            </w:r>
-          </w:p>
-        </w:tc>
-      </w:tr>
-      <w:tr>
-        <w:tc>
-          <w:tcPr>
-            <w:tcW w:type="dxa" w:w="3168"/>
-            <w:tcBorders>
-              <w:top w:val="single" w:sz="8" w:color="D0DCDC"/>
-              <w:left w:val="single" w:sz="8" w:color="D0DCDC"/>
-              <w:bottom w:val="single" w:sz="8" w:color="D0DCDC"/>
-              <w:right w:val="single" w:sz="8" w:color="D0DCDC"/>
-            </w:tcBorders>
-          </w:tcPr>
-          <w:p>
-            <w:r/>
-            <w:r>
-              <w:rPr>
-                <w:rFonts w:ascii="Calibri" w:hAnsi="Calibri" w:eastAsia="Calibri"/>
-                <w:b w:val="0"/>
-                <w:i w:val="0"/>
-                <w:color w:val="1E2F38"/>
-                <w:sz w:val="20"/>
-              </w:rPr>
-              <w:t>Cloud Computing</w:t>
-            </w:r>
-          </w:p>
-        </w:tc>
-        <w:tc>
-          <w:tcPr>
-            <w:tcW w:type="dxa" w:w="6048"/>
-            <w:tcBorders>
-              <w:top w:val="single" w:sz="8" w:color="D0DCDC"/>
-              <w:left w:val="single" w:sz="8" w:color="D0DCDC"/>
-              <w:bottom w:val="single" w:sz="8" w:color="D0DCDC"/>
-              <w:right w:val="single" w:sz="8" w:color="D0DCDC"/>
-            </w:tcBorders>
-          </w:tcPr>
-          <w:p>
-            <w:r/>
-            <w:r>
-              <w:rPr>
-                <w:rFonts w:ascii="Calibri" w:hAnsi="Calibri" w:eastAsia="Calibri"/>
-                <w:b w:val="0"/>
-                <w:i w:val="0"/>
-                <w:color w:val="1E2F38"/>
-                <w:sz w:val="20"/>
-              </w:rPr>
-              <w:t>Secure sync across facilities and partners</w:t>
-            </w:r>
-          </w:p>
-        </w:tc>
-      </w:tr>
-      <w:tr>
-        <w:tc>
-          <w:tcPr>
-            <w:tcW w:type="dxa" w:w="3168"/>
-            <w:shd w:fill="F7F5F0"/>
-            <w:tcBorders>
-              <w:top w:val="single" w:sz="8" w:color="D0DCDC"/>
-              <w:left w:val="single" w:sz="8" w:color="D0DCDC"/>
-              <w:bottom w:val="single" w:sz="8" w:color="D0DCDC"/>
-              <w:right w:val="single" w:sz="8" w:color="D0DCDC"/>
-            </w:tcBorders>
-          </w:tcPr>
-          <w:p>
-            <w:r/>
-            <w:r>
-              <w:rPr>
-                <w:rFonts w:ascii="Calibri" w:hAnsi="Calibri" w:eastAsia="Calibri"/>
-                <w:b w:val="0"/>
-                <w:i w:val="0"/>
-                <w:color w:val="1E2F38"/>
-                <w:sz w:val="20"/>
-              </w:rPr>
-              <w:t>Analytics Dashboards</w:t>
-            </w:r>
-          </w:p>
-        </w:tc>
-        <w:tc>
-          <w:tcPr>
-            <w:tcW w:type="dxa" w:w="6048"/>
-            <w:shd w:fill="F7F5F0"/>
-            <w:tcBorders>
-              <w:top w:val="single" w:sz="8" w:color="D0DCDC"/>
-              <w:left w:val="single" w:sz="8" w:color="D0DCDC"/>
-              <w:bottom w:val="single" w:sz="8" w:color="D0DCDC"/>
-              <w:right w:val="single" w:sz="8" w:color="D0DCDC"/>
-            </w:tcBorders>
-          </w:tcPr>
-          <w:p>
-            <w:r/>
-            <w:r>
-              <w:rPr>
-                <w:rFonts w:ascii="Calibri" w:hAnsi="Calibri" w:eastAsia="Calibri"/>
-                <w:b w:val="0"/>
-                <w:i w:val="0"/>
-                <w:color w:val="1E2F38"/>
-                <w:sz w:val="20"/>
-              </w:rPr>
-              <w:t>Real-time views for clinics, districts, and NGOs</w:t>
+              <w:t>Monthly learning reports; Africa CDC network participation; community feedback loops</w:t>
             </w:r>
           </w:p>
         </w:tc>
@@ -1322,70 +741,7 @@
     <w:p/>
     <w:p>
       <w:pPr>
-        <w:spacing w:before="180" w:after="100"/>
-      </w:pPr>
-      <w:r>
-        <w:rPr>
-          <w:rFonts w:ascii="Calibri" w:hAnsi="Calibri" w:eastAsia="Calibri"/>
-          <w:b/>
-          <w:i w:val="0"/>
-          <w:color w:val="0D6E6E"/>
-          <w:sz w:val="26"/>
-        </w:rPr>
-        <w:t>4.2 Priority use cases for this call</w:t>
-      </w:r>
-    </w:p>
-    <w:p>
-      <w:pPr>
-        <w:spacing w:after="80" w:before="0" w:line="288" w:lineRule="auto"/>
-        <w:jc w:val="left"/>
-      </w:pPr>
-      <w:r>
-        <w:rPr>
-          <w:rFonts w:ascii="Calibri" w:hAnsi="Calibri" w:eastAsia="Calibri"/>
-          <w:b w:val="0"/>
-          <w:i w:val="0"/>
-          <w:color w:val="1E2F38"/>
-          <w:sz w:val="22"/>
-        </w:rPr>
-        <w:t>Outbreak workflows: Standardise community signal → investigation → response.</w:t>
-      </w:r>
-    </w:p>
-    <w:p>
-      <w:pPr>
-        <w:spacing w:after="80" w:before="0" w:line="288" w:lineRule="auto"/>
-        <w:jc w:val="left"/>
-      </w:pPr>
-      <w:r>
-        <w:rPr>
-          <w:rFonts w:ascii="Calibri" w:hAnsi="Calibri" w:eastAsia="Calibri"/>
-          <w:b w:val="0"/>
-          <w:i w:val="0"/>
-          <w:color w:val="1E2F38"/>
-          <w:sz w:val="22"/>
-        </w:rPr>
-        <w:t>Informatics: Improve data quality pipelines for CHW capture.</w:t>
-      </w:r>
-    </w:p>
-    <w:p>
-      <w:pPr>
-        <w:spacing w:after="80" w:before="0" w:line="288" w:lineRule="auto"/>
-        <w:jc w:val="left"/>
-      </w:pPr>
-      <w:r>
-        <w:rPr>
-          <w:rFonts w:ascii="Calibri" w:hAnsi="Calibri" w:eastAsia="Calibri"/>
-          <w:b w:val="0"/>
-          <w:i w:val="0"/>
-          <w:color w:val="1E2F38"/>
-          <w:sz w:val="22"/>
-        </w:rPr>
-        <w:t>Training cascade: Teach CHW supervisors better data use.</w:t>
-      </w:r>
-    </w:p>
-    <w:p>
-      <w:pPr>
-        <w:spacing w:before="280" w:after="100"/>
+        <w:spacing w:before="280" w:after="120"/>
       </w:pPr>
       <w:r>
         <w:rPr>
@@ -1393,9 +749,9 @@
           <w:b/>
           <w:i w:val="0"/>
           <w:color w:val="0A1F2E"/>
-          <w:sz w:val="36"/>
+          <w:sz w:val="40"/>
         </w:rPr>
-        <w:t>5. Fit to Programme Criteria</w:t>
+        <w:t>7. Fit to AES fellowship criteria</w:t>
       </w:r>
     </w:p>
     <w:tbl>
@@ -1413,12 +769,6 @@
           <w:tcPr>
             <w:tcW w:type="dxa" w:w="3456"/>
             <w:shd w:fill="0D6E6E"/>
-            <w:tcBorders>
-              <w:top w:val="single" w:sz="8" w:color="0D6E6E"/>
-              <w:left w:val="single" w:sz="8" w:color="0D6E6E"/>
-              <w:bottom w:val="single" w:sz="8" w:color="0D6E6E"/>
-              <w:right w:val="single" w:sz="8" w:color="0D6E6E"/>
-            </w:tcBorders>
           </w:tcPr>
           <w:p>
             <w:r/>
@@ -1430,7 +780,7 @@
                 <w:color w:val="FFFFFF"/>
                 <w:sz w:val="20"/>
               </w:rPr>
-              <w:t>Criterion / theme</w:t>
+              <w:t>Criterion</w:t>
             </w:r>
           </w:p>
         </w:tc>
@@ -1438,12 +788,6 @@
           <w:tcPr>
             <w:tcW w:type="dxa" w:w="5760"/>
             <w:shd w:fill="0D6E6E"/>
-            <w:tcBorders>
-              <w:top w:val="single" w:sz="8" w:color="0D6E6E"/>
-              <w:left w:val="single" w:sz="8" w:color="0D6E6E"/>
-              <w:bottom w:val="single" w:sz="8" w:color="0D6E6E"/>
-              <w:right w:val="single" w:sz="8" w:color="0D6E6E"/>
-            </w:tcBorders>
           </w:tcPr>
           <w:p>
             <w:r/>
@@ -1455,7 +799,7 @@
                 <w:color w:val="FFFFFF"/>
                 <w:sz w:val="20"/>
               </w:rPr>
-              <w:t>How we respond</w:t>
+              <w:t>How FairBanks responds</w:t>
             </w:r>
           </w:p>
         </w:tc>
@@ -1464,12 +808,6 @@
         <w:tc>
           <w:tcPr>
             <w:tcW w:type="dxa" w:w="3456"/>
-            <w:tcBorders>
-              <w:top w:val="single" w:sz="8" w:color="D0DCDC"/>
-              <w:left w:val="single" w:sz="8" w:color="D0DCDC"/>
-              <w:bottom w:val="single" w:sz="8" w:color="D0DCDC"/>
-              <w:right w:val="single" w:sz="8" w:color="D0DCDC"/>
-            </w:tcBorders>
           </w:tcPr>
           <w:p>
             <w:r/>
@@ -1488,12 +826,6 @@
         <w:tc>
           <w:tcPr>
             <w:tcW w:type="dxa" w:w="5760"/>
-            <w:tcBorders>
-              <w:top w:val="single" w:sz="8" w:color="D0DCDC"/>
-              <w:left w:val="single" w:sz="8" w:color="D0DCDC"/>
-              <w:bottom w:val="single" w:sz="8" w:color="D0DCDC"/>
-              <w:right w:val="single" w:sz="8" w:color="D0DCDC"/>
-            </w:tcBorders>
           </w:tcPr>
           <w:p>
             <w:r/>
@@ -1505,7 +837,7 @@
                 <w:color w:val="1E2F38"/>
                 <w:sz w:val="20"/>
               </w:rPr>
-              <w:t>Ugandan staff candidate in range</w:t>
+              <w:t>Ugandan staff candidate within eligibility range</w:t>
             </w:r>
           </w:p>
         </w:tc>
@@ -1515,12 +847,6 @@
           <w:tcPr>
             <w:tcW w:type="dxa" w:w="3456"/>
             <w:shd w:fill="F7F5F0"/>
-            <w:tcBorders>
-              <w:top w:val="single" w:sz="8" w:color="D0DCDC"/>
-              <w:left w:val="single" w:sz="8" w:color="D0DCDC"/>
-              <w:bottom w:val="single" w:sz="8" w:color="D0DCDC"/>
-              <w:right w:val="single" w:sz="8" w:color="D0DCDC"/>
-            </w:tcBorders>
           </w:tcPr>
           <w:p>
             <w:r/>
@@ -1540,12 +866,6 @@
           <w:tcPr>
             <w:tcW w:type="dxa" w:w="5760"/>
             <w:shd w:fill="F7F5F0"/>
-            <w:tcBorders>
-              <w:top w:val="single" w:sz="8" w:color="D0DCDC"/>
-              <w:left w:val="single" w:sz="8" w:color="D0DCDC"/>
-              <w:bottom w:val="single" w:sz="8" w:color="D0DCDC"/>
-              <w:right w:val="single" w:sz="8" w:color="D0DCDC"/>
-            </w:tcBorders>
           </w:tcPr>
           <w:p>
             <w:r/>
@@ -1566,12 +886,6 @@
         <w:tc>
           <w:tcPr>
             <w:tcW w:type="dxa" w:w="3456"/>
-            <w:tcBorders>
-              <w:top w:val="single" w:sz="8" w:color="D0DCDC"/>
-              <w:left w:val="single" w:sz="8" w:color="D0DCDC"/>
-              <w:bottom w:val="single" w:sz="8" w:color="D0DCDC"/>
-              <w:right w:val="single" w:sz="8" w:color="D0DCDC"/>
-            </w:tcBorders>
           </w:tcPr>
           <w:p>
             <w:r/>
@@ -1590,12 +904,6 @@
         <w:tc>
           <w:tcPr>
             <w:tcW w:type="dxa" w:w="5760"/>
-            <w:tcBorders>
-              <w:top w:val="single" w:sz="8" w:color="D0DCDC"/>
-              <w:left w:val="single" w:sz="8" w:color="D0DCDC"/>
-              <w:bottom w:val="single" w:sz="8" w:color="D0DCDC"/>
-              <w:right w:val="single" w:sz="8" w:color="D0DCDC"/>
-            </w:tcBorders>
           </w:tcPr>
           <w:p>
             <w:r/>
@@ -1607,7 +915,7 @@
                 <w:color w:val="1E2F38"/>
                 <w:sz w:val="20"/>
               </w:rPr>
-              <w:t>Candidate will meet stated requirements</w:t>
+              <w:t>Nominee will meet stated requirements</w:t>
             </w:r>
           </w:p>
         </w:tc>
@@ -1617,12 +925,6 @@
           <w:tcPr>
             <w:tcW w:type="dxa" w:w="3456"/>
             <w:shd w:fill="F7F5F0"/>
-            <w:tcBorders>
-              <w:top w:val="single" w:sz="8" w:color="D0DCDC"/>
-              <w:left w:val="single" w:sz="8" w:color="D0DCDC"/>
-              <w:bottom w:val="single" w:sz="8" w:color="D0DCDC"/>
-              <w:right w:val="single" w:sz="8" w:color="D0DCDC"/>
-            </w:tcBorders>
           </w:tcPr>
           <w:p>
             <w:r/>
@@ -1642,12 +944,6 @@
           <w:tcPr>
             <w:tcW w:type="dxa" w:w="5760"/>
             <w:shd w:fill="F7F5F0"/>
-            <w:tcBorders>
-              <w:top w:val="single" w:sz="8" w:color="D0DCDC"/>
-              <w:left w:val="single" w:sz="8" w:color="D0DCDC"/>
-              <w:bottom w:val="single" w:sz="8" w:color="D0DCDC"/>
-              <w:right w:val="single" w:sz="8" w:color="D0DCDC"/>
-            </w:tcBorders>
           </w:tcPr>
           <w:p>
             <w:r/>
@@ -1659,7 +955,7 @@
                 <w:color w:val="1E2F38"/>
                 <w:sz w:val="20"/>
               </w:rPr>
-              <w:t>Direct fit to FCHIP surveillance goals</w:t>
+              <w:t>Direct fit to FCHIP surveillance and data-quality goals</w:t>
             </w:r>
           </w:p>
         </w:tc>
@@ -1668,7 +964,7 @@
     <w:p/>
     <w:p>
       <w:pPr>
-        <w:spacing w:before="280" w:after="100"/>
+        <w:spacing w:before="280" w:after="120"/>
       </w:pPr>
       <w:r>
         <w:rPr>
@@ -1676,20 +972,98 @@
           <w:b/>
           <w:i w:val="0"/>
           <w:color w:val="0A1F2E"/>
-          <w:sz w:val="36"/>
+          <w:sz w:val="40"/>
         </w:rPr>
-        <w:t>6. Why FairBanks Is Ready</w:t>
+        <w:t>8. Mutual value — fellow, Africa CDC, and communities</w:t>
       </w:r>
     </w:p>
     <w:p>
       <w:pPr>
-        <w:spacing w:before="80" w:after="40"/>
+        <w:spacing w:after="160" w:line="293" w:lineRule="auto"/>
+        <w:jc w:val="left"/>
+      </w:pPr>
+      <w:r>
+        <w:rPr>
+          <w:rFonts w:ascii="Calibri" w:hAnsi="Calibri" w:eastAsia="Calibri"/>
+          <w:b/>
+          <w:i w:val="0"/>
+          <w:color w:val="1E2F38"/>
+          <w:sz w:val="22"/>
+        </w:rPr>
+        <w:t>FairBanks / FCHIP gains: World-class epidemiology training; stronger surveillance modules; stipend, travel, insurance, hardware, and software covered; continental AES network access.</w:t>
+      </w:r>
+    </w:p>
+    <w:p>
+      <w:pPr>
+        <w:spacing w:after="160" w:line="293" w:lineRule="auto"/>
+        <w:jc w:val="left"/>
+      </w:pPr>
+      <w:r>
+        <w:rPr>
+          <w:rFonts w:ascii="Calibri" w:hAnsi="Calibri" w:eastAsia="Calibri"/>
+          <w:b/>
+          <w:i w:val="0"/>
+          <w:color w:val="1E2F38"/>
+          <w:sz w:val="22"/>
+        </w:rPr>
+        <w:t>Africa CDC gains: Fellow employed in live community health work; field placement linked to real CHW and facility data; Uganda contribution to Africa's epidemic readiness; informatics track aligned with digital community health tools.</w:t>
+      </w:r>
+    </w:p>
+    <w:p>
+      <w:pPr>
+        <w:spacing w:before="280" w:after="120"/>
+      </w:pPr>
+      <w:r>
+        <w:rPr>
+          <w:rFonts w:ascii="Calibri" w:hAnsi="Calibri" w:eastAsia="Calibri"/>
+          <w:b/>
+          <w:i w:val="0"/>
+          <w:color w:val="0A1F2E"/>
+          <w:sz w:val="40"/>
+        </w:rPr>
+        <w:t>9. Selection ask</w:t>
+      </w:r>
+    </w:p>
+    <w:p>
+      <w:pPr>
+        <w:spacing w:after="160" w:line="293" w:lineRule="auto"/>
+        <w:jc w:val="left"/>
+      </w:pPr>
+      <w:r>
+        <w:rPr>
+          <w:rFonts w:ascii="Calibri" w:hAnsi="Calibri" w:eastAsia="Calibri"/>
+          <w:b w:val="0"/>
+          <w:i w:val="0"/>
+          <w:color w:val="1E2F38"/>
+          <w:sz w:val="22"/>
+        </w:rPr>
+        <w:t>Epidemics are fought with skilled people. FairBanks will back our fellow completely so Africa CDC's investment returns to communities across Uganda.</w:t>
+      </w:r>
+    </w:p>
+    <w:p>
+      <w:pPr>
+        <w:spacing w:after="160" w:line="293" w:lineRule="auto"/>
+        <w:jc w:val="left"/>
+      </w:pPr>
+      <w:r>
+        <w:rPr>
+          <w:rFonts w:ascii="Calibri" w:hAnsi="Calibri" w:eastAsia="Calibri"/>
+          <w:b w:val="0"/>
+          <w:i w:val="0"/>
+          <w:color w:val="1E2F38"/>
+          <w:sz w:val="22"/>
+        </w:rPr>
+        <w:t>We ask for selection into the 2026–2028 AES Epidemiology or Public Health Informatics cohort.</w:t>
+      </w:r>
+    </w:p>
+    <w:p>
+      <w:pPr>
         <w:jc w:val="center"/>
       </w:pPr>
       <w:r>
         <w:drawing>
           <wp:inline xmlns:a="http://schemas.openxmlformats.org/drawingml/2006/main" xmlns:pic="http://schemas.openxmlformats.org/drawingml/2006/picture">
-            <wp:extent cx="4390688" cy="2926080"/>
+            <wp:extent cx="4665106" cy="3108960"/>
             <wp:docPr id="4" name="Picture 4"/>
             <wp:cNvGraphicFramePr>
               <a:graphicFrameLocks noChangeAspect="1"/>
@@ -1698,7 +1072,7 @@
               <a:graphicData uri="http://schemas.openxmlformats.org/drawingml/2006/picture">
                 <pic:pic>
                   <pic:nvPicPr>
-                    <pic:cNvPr id="0" name="outreach_facilitator_canopy_01_opt.jpg"/>
+                    <pic:cNvPr id="0" name="outreach_audience_full_group_01_opt.jpg"/>
                     <pic:cNvPicPr/>
                   </pic:nvPicPr>
                   <pic:blipFill>
@@ -1710,7 +1084,7 @@
                   <pic:spPr>
                     <a:xfrm>
                       <a:off x="0" y="0"/>
-                      <a:ext cx="4390688" cy="2926080"/>
+                      <a:ext cx="4665106" cy="3108960"/>
                     </a:xfrm>
                     <a:prstGeom prst="rect"/>
                   </pic:spPr>
@@ -1723,7 +1097,7 @@
     </w:p>
     <w:p>
       <w:pPr>
-        <w:spacing w:after="200" w:before="40" w:line="288" w:lineRule="auto"/>
+        <w:spacing w:after="200" w:line="293" w:lineRule="auto"/>
         <w:jc w:val="center"/>
       </w:pPr>
       <w:r>
@@ -1734,725 +1108,12 @@
           <w:color w:val="3A4A54"/>
           <w:sz w:val="18"/>
         </w:rPr>
-        <w:t>Live outreach in Kampala-area communities</w:t>
+        <w:t>Skills that return to CHWs, clinics, and partner districts</w:t>
       </w:r>
     </w:p>
     <w:p>
       <w:pPr>
-        <w:pStyle w:val="ListBullet"/>
-        <w:spacing w:after="60"/>
-      </w:pPr>
-      <w:r>
-        <w:rPr>
-          <w:rFonts w:ascii="Calibri" w:hAnsi="Calibri" w:eastAsia="Calibri"/>
-          <w:b w:val="0"/>
-          <w:i w:val="0"/>
-          <w:color w:val="1E2F38"/>
-          <w:sz w:val="22"/>
-        </w:rPr>
-        <w:t>Functioning FairBanks Medical Centre with clinic, pharmacy, and diagnostics</w:t>
-      </w:r>
-    </w:p>
-    <w:p>
-      <w:pPr>
-        <w:pStyle w:val="ListBullet"/>
-        <w:spacing w:after="60"/>
-      </w:pPr>
-      <w:r>
-        <w:rPr>
-          <w:rFonts w:ascii="Calibri" w:hAnsi="Calibri" w:eastAsia="Calibri"/>
-          <w:b w:val="0"/>
-          <w:i w:val="0"/>
-          <w:color w:val="1E2F38"/>
-          <w:sz w:val="22"/>
-        </w:rPr>
-        <w:t>Active Community Reach outreach in Bukoto, Kyebando, Kisaasi, Kamwokya, Kikaaya</w:t>
-      </w:r>
-    </w:p>
-    <w:p>
-      <w:pPr>
-        <w:pStyle w:val="ListBullet"/>
-        <w:spacing w:after="60"/>
-      </w:pPr>
-      <w:r>
-        <w:rPr>
-          <w:rFonts w:ascii="Calibri" w:hAnsi="Calibri" w:eastAsia="Calibri"/>
-          <w:b w:val="0"/>
-          <w:i w:val="0"/>
-          <w:color w:val="1E2F38"/>
-          <w:sz w:val="22"/>
-        </w:rPr>
-        <w:t>Trusted CHW and VHT relationships for household visits and referrals</w:t>
-      </w:r>
-    </w:p>
-    <w:p>
-      <w:pPr>
-        <w:pStyle w:val="ListBullet"/>
-        <w:spacing w:after="60"/>
-      </w:pPr>
-      <w:r>
-        <w:rPr>
-          <w:rFonts w:ascii="Calibri" w:hAnsi="Calibri" w:eastAsia="Calibri"/>
-          <w:b w:val="0"/>
-          <w:i w:val="0"/>
-          <w:color w:val="1E2F38"/>
-          <w:sz w:val="22"/>
-        </w:rPr>
-        <w:t>Live programmes: maternal &amp; child health, Gericare, chronic-disease screening</w:t>
-      </w:r>
-    </w:p>
-    <w:p>
-      <w:pPr>
-        <w:pStyle w:val="ListBullet"/>
-        <w:spacing w:after="60"/>
-      </w:pPr>
-      <w:r>
-        <w:rPr>
-          <w:rFonts w:ascii="Calibri" w:hAnsi="Calibri" w:eastAsia="Calibri"/>
-          <w:b w:val="0"/>
-          <w:i w:val="0"/>
-          <w:color w:val="1E2F38"/>
-          <w:sz w:val="22"/>
-        </w:rPr>
-        <w:t>Digital health records and outreach data ready to feed FCHIP</w:t>
-      </w:r>
-    </w:p>
-    <w:p>
-      <w:pPr>
-        <w:pStyle w:val="ListBullet"/>
-        <w:spacing w:after="60"/>
-      </w:pPr>
-      <w:r>
-        <w:rPr>
-          <w:rFonts w:ascii="Calibri" w:hAnsi="Calibri" w:eastAsia="Calibri"/>
-          <w:b w:val="0"/>
-          <w:i w:val="0"/>
-          <w:color w:val="1E2F38"/>
-          <w:sz w:val="22"/>
-        </w:rPr>
-        <w:t>Research and partnership mindset for ethical, evidence-based scale</w:t>
-      </w:r>
-    </w:p>
-    <w:p>
-      <w:pPr>
-        <w:spacing w:before="280" w:after="100"/>
-      </w:pPr>
-      <w:r>
-        <w:rPr>
-          <w:rFonts w:ascii="Calibri" w:hAnsi="Calibri" w:eastAsia="Calibri"/>
-          <w:b/>
-          <w:i w:val="0"/>
-          <w:color w:val="0A1F2E"/>
-          <w:sz w:val="36"/>
-        </w:rPr>
-        <w:t>7. Proposed Plan</w:t>
-      </w:r>
-    </w:p>
-    <w:tbl>
-      <w:tblPr>
-        <w:tblW w:type="auto" w:w="0"/>
-        <w:jc w:val="center"/>
-        <w:tblLook w:firstColumn="1" w:firstRow="1" w:lastColumn="0" w:lastRow="0" w:noHBand="0" w:noVBand="1" w:val="04A0"/>
-      </w:tblPr>
-      <w:tblGrid>
-        <w:gridCol w:w="4896"/>
-        <w:gridCol w:w="4896"/>
-      </w:tblGrid>
-      <w:tr>
-        <w:tc>
-          <w:tcPr>
-            <w:tcW w:type="dxa" w:w="2880"/>
-            <w:shd w:fill="0D6E6E"/>
-            <w:tcBorders>
-              <w:top w:val="single" w:sz="8" w:color="0D6E6E"/>
-              <w:left w:val="single" w:sz="8" w:color="0D6E6E"/>
-              <w:bottom w:val="single" w:sz="8" w:color="0D6E6E"/>
-              <w:right w:val="single" w:sz="8" w:color="0D6E6E"/>
-            </w:tcBorders>
-          </w:tcPr>
-          <w:p>
-            <w:r/>
-            <w:r>
-              <w:rPr>
-                <w:rFonts w:ascii="Calibri" w:hAnsi="Calibri" w:eastAsia="Calibri"/>
-                <w:b/>
-                <w:i w:val="0"/>
-                <w:color w:val="FFFFFF"/>
-                <w:sz w:val="20"/>
-              </w:rPr>
-              <w:t>Phase / step</w:t>
-            </w:r>
-          </w:p>
-        </w:tc>
-        <w:tc>
-          <w:tcPr>
-            <w:tcW w:type="dxa" w:w="6336"/>
-            <w:shd w:fill="0D6E6E"/>
-            <w:tcBorders>
-              <w:top w:val="single" w:sz="8" w:color="0D6E6E"/>
-              <w:left w:val="single" w:sz="8" w:color="0D6E6E"/>
-              <w:bottom w:val="single" w:sz="8" w:color="0D6E6E"/>
-              <w:right w:val="single" w:sz="8" w:color="0D6E6E"/>
-            </w:tcBorders>
-          </w:tcPr>
-          <w:p>
-            <w:r/>
-            <w:r>
-              <w:rPr>
-                <w:rFonts w:ascii="Calibri" w:hAnsi="Calibri" w:eastAsia="Calibri"/>
-                <w:b/>
-                <w:i w:val="0"/>
-                <w:color w:val="FFFFFF"/>
-                <w:sz w:val="20"/>
-              </w:rPr>
-              <w:t>Detail</w:t>
-            </w:r>
-          </w:p>
-        </w:tc>
-      </w:tr>
-      <w:tr>
-        <w:tc>
-          <w:tcPr>
-            <w:tcW w:type="dxa" w:w="2880"/>
-            <w:tcBorders>
-              <w:top w:val="single" w:sz="8" w:color="D0DCDC"/>
-              <w:left w:val="single" w:sz="8" w:color="D0DCDC"/>
-              <w:bottom w:val="single" w:sz="8" w:color="D0DCDC"/>
-              <w:right w:val="single" w:sz="8" w:color="D0DCDC"/>
-            </w:tcBorders>
-          </w:tcPr>
-          <w:p>
-            <w:r/>
-            <w:r>
-              <w:rPr>
-                <w:rFonts w:ascii="Calibri" w:hAnsi="Calibri" w:eastAsia="Calibri"/>
-                <w:b w:val="0"/>
-                <w:i w:val="0"/>
-                <w:color w:val="1E2F38"/>
-                <w:sz w:val="20"/>
-              </w:rPr>
-              <w:t>Months 1–3</w:t>
-            </w:r>
-          </w:p>
-        </w:tc>
-        <w:tc>
-          <w:tcPr>
-            <w:tcW w:type="dxa" w:w="6336"/>
-            <w:tcBorders>
-              <w:top w:val="single" w:sz="8" w:color="D0DCDC"/>
-              <w:left w:val="single" w:sz="8" w:color="D0DCDC"/>
-              <w:bottom w:val="single" w:sz="8" w:color="D0DCDC"/>
-              <w:right w:val="single" w:sz="8" w:color="D0DCDC"/>
-            </w:tcBorders>
-          </w:tcPr>
-          <w:p>
-            <w:r/>
-            <w:r>
-              <w:rPr>
-                <w:rFonts w:ascii="Calibri" w:hAnsi="Calibri" w:eastAsia="Calibri"/>
-                <w:b w:val="0"/>
-                <w:i w:val="0"/>
-                <w:color w:val="1E2F38"/>
-                <w:sz w:val="20"/>
-              </w:rPr>
-              <w:t>Core training in Addis Ababa</w:t>
-            </w:r>
-          </w:p>
-        </w:tc>
-      </w:tr>
-      <w:tr>
-        <w:tc>
-          <w:tcPr>
-            <w:tcW w:type="dxa" w:w="2880"/>
-            <w:shd w:fill="F7F5F0"/>
-            <w:tcBorders>
-              <w:top w:val="single" w:sz="8" w:color="D0DCDC"/>
-              <w:left w:val="single" w:sz="8" w:color="D0DCDC"/>
-              <w:bottom w:val="single" w:sz="8" w:color="D0DCDC"/>
-              <w:right w:val="single" w:sz="8" w:color="D0DCDC"/>
-            </w:tcBorders>
-          </w:tcPr>
-          <w:p>
-            <w:r/>
-            <w:r>
-              <w:rPr>
-                <w:rFonts w:ascii="Calibri" w:hAnsi="Calibri" w:eastAsia="Calibri"/>
-                <w:b w:val="0"/>
-                <w:i w:val="0"/>
-                <w:color w:val="1E2F38"/>
-                <w:sz w:val="20"/>
-              </w:rPr>
-              <w:t>Months 4–24</w:t>
-            </w:r>
-          </w:p>
-        </w:tc>
-        <w:tc>
-          <w:tcPr>
-            <w:tcW w:type="dxa" w:w="6336"/>
-            <w:shd w:fill="F7F5F0"/>
-            <w:tcBorders>
-              <w:top w:val="single" w:sz="8" w:color="D0DCDC"/>
-              <w:left w:val="single" w:sz="8" w:color="D0DCDC"/>
-              <w:bottom w:val="single" w:sz="8" w:color="D0DCDC"/>
-              <w:right w:val="single" w:sz="8" w:color="D0DCDC"/>
-            </w:tcBorders>
-          </w:tcPr>
-          <w:p>
-            <w:r/>
-            <w:r>
-              <w:rPr>
-                <w:rFonts w:ascii="Calibri" w:hAnsi="Calibri" w:eastAsia="Calibri"/>
-                <w:b w:val="0"/>
-                <w:i w:val="0"/>
-                <w:color w:val="1E2F38"/>
-                <w:sz w:val="20"/>
-              </w:rPr>
-              <w:t>Field placement with FairBanks / partner public health sites</w:t>
-            </w:r>
-          </w:p>
-        </w:tc>
-      </w:tr>
-      <w:tr>
-        <w:tc>
-          <w:tcPr>
-            <w:tcW w:type="dxa" w:w="2880"/>
-            <w:tcBorders>
-              <w:top w:val="single" w:sz="8" w:color="D0DCDC"/>
-              <w:left w:val="single" w:sz="8" w:color="D0DCDC"/>
-              <w:bottom w:val="single" w:sz="8" w:color="D0DCDC"/>
-              <w:right w:val="single" w:sz="8" w:color="D0DCDC"/>
-            </w:tcBorders>
-          </w:tcPr>
-          <w:p>
-            <w:r/>
-            <w:r>
-              <w:rPr>
-                <w:rFonts w:ascii="Calibri" w:hAnsi="Calibri" w:eastAsia="Calibri"/>
-                <w:b w:val="0"/>
-                <w:i w:val="0"/>
-                <w:color w:val="1E2F38"/>
-                <w:sz w:val="20"/>
-              </w:rPr>
-              <w:t>Throughout</w:t>
-            </w:r>
-          </w:p>
-        </w:tc>
-        <w:tc>
-          <w:tcPr>
-            <w:tcW w:type="dxa" w:w="6336"/>
-            <w:tcBorders>
-              <w:top w:val="single" w:sz="8" w:color="D0DCDC"/>
-              <w:left w:val="single" w:sz="8" w:color="D0DCDC"/>
-              <w:bottom w:val="single" w:sz="8" w:color="D0DCDC"/>
-              <w:right w:val="single" w:sz="8" w:color="D0DCDC"/>
-            </w:tcBorders>
-          </w:tcPr>
-          <w:p>
-            <w:r/>
-            <w:r>
-              <w:rPr>
-                <w:rFonts w:ascii="Calibri" w:hAnsi="Calibri" w:eastAsia="Calibri"/>
-                <w:b w:val="0"/>
-                <w:i w:val="0"/>
-                <w:color w:val="1E2F38"/>
-                <w:sz w:val="20"/>
-              </w:rPr>
-              <w:t>Apply methods to FCHIP surveillance and quality improvement</w:t>
-            </w:r>
-          </w:p>
-        </w:tc>
-      </w:tr>
-    </w:tbl>
-    <w:p/>
-    <w:p>
-      <w:pPr>
-        <w:spacing w:before="280" w:after="100"/>
-      </w:pPr>
-      <w:r>
-        <w:rPr>
-          <w:rFonts w:ascii="Calibri" w:hAnsi="Calibri" w:eastAsia="Calibri"/>
-          <w:b/>
-          <w:i w:val="0"/>
-          <w:color w:val="0A1F2E"/>
-          <w:sz w:val="36"/>
-        </w:rPr>
-        <w:t>8. Risks &amp; Safeguards</w:t>
-      </w:r>
-    </w:p>
-    <w:tbl>
-      <w:tblPr>
-        <w:tblW w:type="auto" w:w="0"/>
-        <w:jc w:val="center"/>
-        <w:tblLook w:firstColumn="1" w:firstRow="1" w:lastColumn="0" w:lastRow="0" w:noHBand="0" w:noVBand="1" w:val="04A0"/>
-      </w:tblPr>
-      <w:tblGrid>
-        <w:gridCol w:w="4896"/>
-        <w:gridCol w:w="4896"/>
-      </w:tblGrid>
-      <w:tr>
-        <w:tc>
-          <w:tcPr>
-            <w:tcW w:type="dxa" w:w="3456"/>
-            <w:shd w:fill="0D6E6E"/>
-            <w:tcBorders>
-              <w:top w:val="single" w:sz="8" w:color="0D6E6E"/>
-              <w:left w:val="single" w:sz="8" w:color="0D6E6E"/>
-              <w:bottom w:val="single" w:sz="8" w:color="0D6E6E"/>
-              <w:right w:val="single" w:sz="8" w:color="0D6E6E"/>
-            </w:tcBorders>
-          </w:tcPr>
-          <w:p>
-            <w:r/>
-            <w:r>
-              <w:rPr>
-                <w:rFonts w:ascii="Calibri" w:hAnsi="Calibri" w:eastAsia="Calibri"/>
-                <w:b/>
-                <w:i w:val="0"/>
-                <w:color w:val="FFFFFF"/>
-                <w:sz w:val="20"/>
-              </w:rPr>
-              <w:t>Risk</w:t>
-            </w:r>
-          </w:p>
-        </w:tc>
-        <w:tc>
-          <w:tcPr>
-            <w:tcW w:type="dxa" w:w="5760"/>
-            <w:shd w:fill="0D6E6E"/>
-            <w:tcBorders>
-              <w:top w:val="single" w:sz="8" w:color="0D6E6E"/>
-              <w:left w:val="single" w:sz="8" w:color="0D6E6E"/>
-              <w:bottom w:val="single" w:sz="8" w:color="0D6E6E"/>
-              <w:right w:val="single" w:sz="8" w:color="0D6E6E"/>
-            </w:tcBorders>
-          </w:tcPr>
-          <w:p>
-            <w:r/>
-            <w:r>
-              <w:rPr>
-                <w:rFonts w:ascii="Calibri" w:hAnsi="Calibri" w:eastAsia="Calibri"/>
-                <w:b/>
-                <w:i w:val="0"/>
-                <w:color w:val="FFFFFF"/>
-                <w:sz w:val="20"/>
-              </w:rPr>
-              <w:t>Mitigation</w:t>
-            </w:r>
-          </w:p>
-        </w:tc>
-      </w:tr>
-      <w:tr>
-        <w:tc>
-          <w:tcPr>
-            <w:tcW w:type="dxa" w:w="3456"/>
-            <w:tcBorders>
-              <w:top w:val="single" w:sz="8" w:color="D0DCDC"/>
-              <w:left w:val="single" w:sz="8" w:color="D0DCDC"/>
-              <w:bottom w:val="single" w:sz="8" w:color="D0DCDC"/>
-              <w:right w:val="single" w:sz="8" w:color="D0DCDC"/>
-            </w:tcBorders>
-          </w:tcPr>
-          <w:p>
-            <w:r/>
-            <w:r>
-              <w:rPr>
-                <w:rFonts w:ascii="Calibri" w:hAnsi="Calibri" w:eastAsia="Calibri"/>
-                <w:b w:val="0"/>
-                <w:i w:val="0"/>
-                <w:color w:val="1E2F38"/>
-                <w:sz w:val="20"/>
-              </w:rPr>
-              <w:t>Data quality in the field</w:t>
-            </w:r>
-          </w:p>
-        </w:tc>
-        <w:tc>
-          <w:tcPr>
-            <w:tcW w:type="dxa" w:w="5760"/>
-            <w:tcBorders>
-              <w:top w:val="single" w:sz="8" w:color="D0DCDC"/>
-              <w:left w:val="single" w:sz="8" w:color="D0DCDC"/>
-              <w:bottom w:val="single" w:sz="8" w:color="D0DCDC"/>
-              <w:right w:val="single" w:sz="8" w:color="D0DCDC"/>
-            </w:tcBorders>
-          </w:tcPr>
-          <w:p>
-            <w:r/>
-            <w:r>
-              <w:rPr>
-                <w:rFonts w:ascii="Calibri" w:hAnsi="Calibri" w:eastAsia="Calibri"/>
-                <w:b w:val="0"/>
-                <w:i w:val="0"/>
-                <w:color w:val="1E2F38"/>
-                <w:sz w:val="20"/>
-              </w:rPr>
-              <w:t>Structured forms, validation, CHW training and supervision</w:t>
-            </w:r>
-          </w:p>
-        </w:tc>
-      </w:tr>
-      <w:tr>
-        <w:tc>
-          <w:tcPr>
-            <w:tcW w:type="dxa" w:w="3456"/>
-            <w:shd w:fill="F7F5F0"/>
-            <w:tcBorders>
-              <w:top w:val="single" w:sz="8" w:color="D0DCDC"/>
-              <w:left w:val="single" w:sz="8" w:color="D0DCDC"/>
-              <w:bottom w:val="single" w:sz="8" w:color="D0DCDC"/>
-              <w:right w:val="single" w:sz="8" w:color="D0DCDC"/>
-            </w:tcBorders>
-          </w:tcPr>
-          <w:p>
-            <w:r/>
-            <w:r>
-              <w:rPr>
-                <w:rFonts w:ascii="Calibri" w:hAnsi="Calibri" w:eastAsia="Calibri"/>
-                <w:b w:val="0"/>
-                <w:i w:val="0"/>
-                <w:color w:val="1E2F38"/>
-                <w:sz w:val="20"/>
-              </w:rPr>
-              <w:t>Low digital literacy</w:t>
-            </w:r>
-          </w:p>
-        </w:tc>
-        <w:tc>
-          <w:tcPr>
-            <w:tcW w:type="dxa" w:w="5760"/>
-            <w:shd w:fill="F7F5F0"/>
-            <w:tcBorders>
-              <w:top w:val="single" w:sz="8" w:color="D0DCDC"/>
-              <w:left w:val="single" w:sz="8" w:color="D0DCDC"/>
-              <w:bottom w:val="single" w:sz="8" w:color="D0DCDC"/>
-              <w:right w:val="single" w:sz="8" w:color="D0DCDC"/>
-            </w:tcBorders>
-          </w:tcPr>
-          <w:p>
-            <w:r/>
-            <w:r>
-              <w:rPr>
-                <w:rFonts w:ascii="Calibri" w:hAnsi="Calibri" w:eastAsia="Calibri"/>
-                <w:b w:val="0"/>
-                <w:i w:val="0"/>
-                <w:color w:val="1E2F38"/>
-                <w:sz w:val="20"/>
-              </w:rPr>
-              <w:t>Simple offline UX, local-language support, supervised rollout</w:t>
-            </w:r>
-          </w:p>
-        </w:tc>
-      </w:tr>
-      <w:tr>
-        <w:tc>
-          <w:tcPr>
-            <w:tcW w:type="dxa" w:w="3456"/>
-            <w:tcBorders>
-              <w:top w:val="single" w:sz="8" w:color="D0DCDC"/>
-              <w:left w:val="single" w:sz="8" w:color="D0DCDC"/>
-              <w:bottom w:val="single" w:sz="8" w:color="D0DCDC"/>
-              <w:right w:val="single" w:sz="8" w:color="D0DCDC"/>
-            </w:tcBorders>
-          </w:tcPr>
-          <w:p>
-            <w:r/>
-            <w:r>
-              <w:rPr>
-                <w:rFonts w:ascii="Calibri" w:hAnsi="Calibri" w:eastAsia="Calibri"/>
-                <w:b w:val="0"/>
-                <w:i w:val="0"/>
-                <w:color w:val="1E2F38"/>
-                <w:sz w:val="20"/>
-              </w:rPr>
-              <w:t>Privacy and consent</w:t>
-            </w:r>
-          </w:p>
-        </w:tc>
-        <w:tc>
-          <w:tcPr>
-            <w:tcW w:type="dxa" w:w="5760"/>
-            <w:tcBorders>
-              <w:top w:val="single" w:sz="8" w:color="D0DCDC"/>
-              <w:left w:val="single" w:sz="8" w:color="D0DCDC"/>
-              <w:bottom w:val="single" w:sz="8" w:color="D0DCDC"/>
-              <w:right w:val="single" w:sz="8" w:color="D0DCDC"/>
-            </w:tcBorders>
-          </w:tcPr>
-          <w:p>
-            <w:r/>
-            <w:r>
-              <w:rPr>
-                <w:rFonts w:ascii="Calibri" w:hAnsi="Calibri" w:eastAsia="Calibri"/>
-                <w:b w:val="0"/>
-                <w:i w:val="0"/>
-                <w:color w:val="1E2F38"/>
-                <w:sz w:val="20"/>
-              </w:rPr>
-              <w:t>Ethical governance aligned with Uganda data protection rules</w:t>
-            </w:r>
-          </w:p>
-        </w:tc>
-      </w:tr>
-      <w:tr>
-        <w:tc>
-          <w:tcPr>
-            <w:tcW w:type="dxa" w:w="3456"/>
-            <w:shd w:fill="F7F5F0"/>
-            <w:tcBorders>
-              <w:top w:val="single" w:sz="8" w:color="D0DCDC"/>
-              <w:left w:val="single" w:sz="8" w:color="D0DCDC"/>
-              <w:bottom w:val="single" w:sz="8" w:color="D0DCDC"/>
-              <w:right w:val="single" w:sz="8" w:color="D0DCDC"/>
-            </w:tcBorders>
-          </w:tcPr>
-          <w:p>
-            <w:r/>
-            <w:r>
-              <w:rPr>
-                <w:rFonts w:ascii="Calibri" w:hAnsi="Calibri" w:eastAsia="Calibri"/>
-                <w:b w:val="0"/>
-                <w:i w:val="0"/>
-                <w:color w:val="1E2F38"/>
-                <w:sz w:val="20"/>
-              </w:rPr>
-              <w:t>Adoption by partners</w:t>
-            </w:r>
-          </w:p>
-        </w:tc>
-        <w:tc>
-          <w:tcPr>
-            <w:tcW w:type="dxa" w:w="5760"/>
-            <w:shd w:fill="F7F5F0"/>
-            <w:tcBorders>
-              <w:top w:val="single" w:sz="8" w:color="D0DCDC"/>
-              <w:left w:val="single" w:sz="8" w:color="D0DCDC"/>
-              <w:bottom w:val="single" w:sz="8" w:color="D0DCDC"/>
-              <w:right w:val="single" w:sz="8" w:color="D0DCDC"/>
-            </w:tcBorders>
-          </w:tcPr>
-          <w:p>
-            <w:r/>
-            <w:r>
-              <w:rPr>
-                <w:rFonts w:ascii="Calibri" w:hAnsi="Calibri" w:eastAsia="Calibri"/>
-                <w:b w:val="0"/>
-                <w:i w:val="0"/>
-                <w:color w:val="1E2F38"/>
-                <w:sz w:val="20"/>
-              </w:rPr>
-              <w:t>Co-design with CHWs, clinics, and district users from day one</w:t>
-            </w:r>
-          </w:p>
-        </w:tc>
-      </w:tr>
-    </w:tbl>
-    <w:p/>
-    <w:p>
-      <w:pPr>
-        <w:spacing w:before="280" w:after="100"/>
-      </w:pPr>
-      <w:r>
-        <w:rPr>
-          <w:rFonts w:ascii="Calibri" w:hAnsi="Calibri" w:eastAsia="Calibri"/>
-          <w:b/>
-          <w:i w:val="0"/>
-          <w:color w:val="0A1F2E"/>
-          <w:sz w:val="36"/>
-        </w:rPr>
-        <w:t>9. Closing Ask</w:t>
-      </w:r>
-    </w:p>
-    <w:p>
-      <w:pPr>
-        <w:spacing w:before="80" w:after="40"/>
-        <w:jc w:val="center"/>
-      </w:pPr>
-      <w:r>
-        <w:drawing>
-          <wp:inline xmlns:a="http://schemas.openxmlformats.org/drawingml/2006/main" xmlns:pic="http://schemas.openxmlformats.org/drawingml/2006/picture">
-            <wp:extent cx="4390688" cy="2926080"/>
-            <wp:docPr id="5" name="Picture 5"/>
-            <wp:cNvGraphicFramePr>
-              <a:graphicFrameLocks noChangeAspect="1"/>
-            </wp:cNvGraphicFramePr>
-            <a:graphic>
-              <a:graphicData uri="http://schemas.openxmlformats.org/drawingml/2006/picture">
-                <pic:pic>
-                  <pic:nvPicPr>
-                    <pic:cNvPr id="0" name="outreach_audience_full_group_01_opt.jpg"/>
-                    <pic:cNvPicPr/>
-                  </pic:nvPicPr>
-                  <pic:blipFill>
-                    <a:blip r:embed="rId13"/>
-                    <a:stretch>
-                      <a:fillRect/>
-                    </a:stretch>
-                  </pic:blipFill>
-                  <pic:spPr>
-                    <a:xfrm>
-                      <a:off x="0" y="0"/>
-                      <a:ext cx="4390688" cy="2926080"/>
-                    </a:xfrm>
-                    <a:prstGeom prst="rect"/>
-                  </pic:spPr>
-                </pic:pic>
-              </a:graphicData>
-            </a:graphic>
-          </wp:inline>
-        </w:drawing>
-      </w:r>
-    </w:p>
-    <w:p>
-      <w:pPr>
-        <w:spacing w:after="200" w:before="40" w:line="288" w:lineRule="auto"/>
-        <w:jc w:val="center"/>
-      </w:pPr>
-      <w:r>
-        <w:rPr>
-          <w:rFonts w:ascii="Calibri" w:hAnsi="Calibri" w:eastAsia="Calibri"/>
-          <w:b w:val="0"/>
-          <w:i/>
-          <w:color w:val="3A4A54"/>
-          <w:sz w:val="18"/>
-        </w:rPr>
-        <w:t>From community needs to lasting health impact</w:t>
-      </w:r>
-    </w:p>
-    <w:p>
-      <w:pPr>
-        <w:spacing w:after="160" w:before="0" w:line="288" w:lineRule="auto"/>
-        <w:jc w:val="left"/>
-      </w:pPr>
-      <w:r>
-        <w:rPr>
-          <w:rFonts w:ascii="Calibri" w:hAnsi="Calibri" w:eastAsia="Calibri"/>
-          <w:b w:val="0"/>
-          <w:i w:val="0"/>
-          <w:color w:val="1E2F38"/>
-          <w:sz w:val="22"/>
-        </w:rPr>
-        <w:t>Epidemics are fought with skilled people. FairBanks will back our fellow completely so Africa CDC's investment returns to communities.</w:t>
-      </w:r>
-    </w:p>
-    <w:p>
-      <w:pPr>
-        <w:spacing w:after="160" w:before="0" w:line="288" w:lineRule="auto"/>
-        <w:jc w:val="left"/>
-      </w:pPr>
-      <w:r>
-        <w:rPr>
-          <w:rFonts w:ascii="Calibri" w:hAnsi="Calibri" w:eastAsia="Calibri"/>
-          <w:b w:val="0"/>
-          <w:i w:val="0"/>
-          <w:color w:val="1E2F38"/>
-          <w:sz w:val="22"/>
-        </w:rPr>
-        <w:t>We ask for selection into the 2026–2028 AES cohort.</w:t>
-      </w:r>
-    </w:p>
-    <w:p>
-      <w:pPr>
-        <w:spacing w:after="160" w:before="160" w:line="288" w:lineRule="auto"/>
+        <w:spacing w:after="160" w:line="293" w:lineRule="auto"/>
         <w:jc w:val="center"/>
       </w:pPr>
       <w:r>
@@ -2468,7 +1129,7 @@
     </w:p>
     <w:p>
       <w:pPr>
-        <w:spacing w:after="160" w:before="160" w:line="288" w:lineRule="auto"/>
+        <w:spacing w:after="160" w:line="293" w:lineRule="auto"/>
         <w:jc w:val="center"/>
       </w:pPr>
       <w:r>
@@ -2479,7 +1140,7 @@
           <w:color w:val="3A4A54"/>
           <w:sz w:val="16"/>
         </w:rPr>
-        <w:t>Aligned with: https://opportunitiesforyouth.org/2026/07/16/africa-cdc-african-epidemic-services-aes-epidemiology-fellowship-2026-2028-fully-funded-apply-by-26-august-2026/</w:t>
+        <w:t>Source: https://opportunitiesforyouth.org/2026/07/16/africa-cdc-african-epidemic-services-aes-epidemiology-fellowship-2026-2028-fully-funded-apply-by-26-august-2026/</w:t>
       </w:r>
     </w:p>
     <w:sectPr>

--- a/applications/africa-cdc/documents/africa-cdc_word.docx
+++ b/applications/africa-cdc/documents/africa-cdc_word.docx
@@ -46,6 +46,22 @@
           <w:i/>
           <w:color w:val="C45C26"/>
           <w:sz w:val="26"/>
+        </w:rPr>
+        <w:t>FairBanks Community Health Intelligence Platform (FCHIP)</w:t>
+      </w:r>
+    </w:p>
+    <w:p>
+      <w:pPr>
+        <w:spacing w:after="80" w:line="293" w:lineRule="auto"/>
+        <w:jc w:val="center"/>
+      </w:pPr>
+      <w:r>
+        <w:rPr>
+          <w:rFonts w:ascii="Calibri" w:hAnsi="Calibri" w:eastAsia="Calibri"/>
+          <w:b w:val="0"/>
+          <w:i/>
+          <w:color w:val="3A4A54"/>
+          <w:sz w:val="24"/>
         </w:rPr>
         <w:t>Professional development that returns outbreak intelligence to FCHIP and Uganda's communities</w:t>
       </w:r>
